--- a/documents/research log.docx
+++ b/documents/research log.docx
@@ -5,12 +5,12 @@
     <w:p>
       <w:pPr>
         <w:rPr>
-          <w:lang w:val="de-DE"/>
+          <w:lang w:val="en-US"/>
         </w:rPr>
       </w:pPr>
       <w:r>
         <w:rPr>
-          <w:lang w:val="de-DE"/>
+          <w:lang w:val="en-US"/>
         </w:rPr>
         <w:t>Research log</w:t>
       </w:r>
@@ -141,6 +141,7 @@
     <w:p>
       <w:pPr>
         <w:rPr>
+          <w:b/>
           <w:lang w:val="en-GB"/>
         </w:rPr>
       </w:pPr>
@@ -163,6 +164,39 @@
           <w:lang w:val="en-GB"/>
         </w:rPr>
         <w:t xml:space="preserve"> Ye prolly.</w:t>
+      </w:r>
+    </w:p>
+    <w:p>
+      <w:pPr>
+        <w:rPr>
+          <w:lang w:val="en-GB"/>
+        </w:rPr>
+      </w:pPr>
+    </w:p>
+    <w:p>
+      <w:pPr>
+        <w:rPr>
+          <w:lang w:val="en-GB"/>
+        </w:rPr>
+      </w:pPr>
+      <w:r>
+        <w:rPr>
+          <w:lang w:val="en-GB"/>
+        </w:rPr>
+        <w:t>25.03.2026:</w:t>
+      </w:r>
+    </w:p>
+    <w:p>
+      <w:pPr>
+        <w:rPr>
+          <w:lang w:val="en-GB"/>
+        </w:rPr>
+      </w:pPr>
+      <w:r>
+        <w:rPr>
+          <w:lang w:val="en-GB"/>
+        </w:rPr>
+        <w:t>- Added Coordinate Aware embeddings and todos in excel</w:t>
       </w:r>
     </w:p>
     <w:sectPr>

--- a/documents/research log.docx
+++ b/documents/research log.docx
@@ -197,6 +197,237 @@
           <w:lang w:val="en-GB"/>
         </w:rPr>
         <w:t>- Added Coordinate Aware embeddings and todos in excel</w:t>
+      </w:r>
+    </w:p>
+    <w:p>
+      <w:pPr>
+        <w:rPr>
+          <w:lang w:val="en-GB"/>
+        </w:rPr>
+      </w:pPr>
+    </w:p>
+    <w:p>
+      <w:pPr>
+        <w:rPr>
+          <w:lang w:val="en-GB"/>
+        </w:rPr>
+      </w:pPr>
+      <w:r>
+        <w:rPr>
+          <w:lang w:val="en-GB"/>
+        </w:rPr>
+        <w:t>30.03.2026:</w:t>
+      </w:r>
+    </w:p>
+    <w:p>
+      <w:pPr>
+        <w:rPr>
+          <w:lang w:val="en-GB"/>
+        </w:rPr>
+      </w:pPr>
+      <w:hyperlink r:id="rId4" w:history="1">
+        <w:r>
+          <w:rPr>
+            <w:rStyle w:val="Hyperlink"/>
+            <w:lang w:val="en-GB"/>
+          </w:rPr>
+          <w:t>https://ai.meta.com/blog/tribe-v2-brain-predictive-foundation-model/</w:t>
+        </w:r>
+      </w:hyperlink>
+    </w:p>
+    <w:p>
+      <w:r>
+        <w:t>Verbesserungsmöglichkeiten für den Code (Inspiriert vom Paper)</w:t>
+      </w:r>
+    </w:p>
+    <w:p/>
+    <w:p>
+      <w:r>
+        <w:t>Aus den Methoden des Papers lassen sich direkte, innovative Verbesserungen für deinen Code ableiten:</w:t>
+      </w:r>
+    </w:p>
+    <w:p/>
+    <w:p>
+      <w:r>
+        <w:t>#### A. Integration komplexer Stimulus-Features (wie in TRIBE v2)</w:t>
+      </w:r>
+    </w:p>
+    <w:p>
+      <w:r>
+        <w:t>Im Paper (Abschnitt 5.2) werden prä-trainierte KI-Modelle (Wav2Vec, Llama, Video-JEPA) genutzt, um komplexe Reize in Embeddings umzuwandeln und in den Transformer zu füttern.</w:t>
+      </w:r>
+    </w:p>
+    <w:p>
+      <w:r>
+        <w:t>*   **Problem in deinem Code:** Aktuell wird dem Modell nur gesagt, *welcher* Task gerade läuft (z.B. durch `adapter.task_embeds["cls/drifting_gratings"]`). Das Modell weiß aber gar nicht, *was* auf dem Bildschirm passiert (z.B. welcher Winkel das Grating hat oder welches "natural movie" läuft).</w:t>
+      </w:r>
+    </w:p>
+    <w:p>
+      <w:r>
+        <w:lastRenderedPageBreak/>
+        <w:t>*   **Deine Verbesserung:** Du könntest die Architektur erweitern. Wenn das Dataset (z.B. Allen Brain Observatory) Videos zeigt, könntest du diese Frames (wie im Paper) durch ein vortrainiertes Vision-Modell (z.B. einen kleinen ResNet oder CLIP) jagen und diese Vektoren *zusammen* mit den Spikes in den Transformer füttern. Dann lernt dein SpikeGPT, wie visuelle Reize echte Spikes auslösen.</w:t>
+      </w:r>
+    </w:p>
+    <w:p/>
+    <w:p>
+      <w:r>
+        <w:t>#### B. Zero-Shot / Low-Rank Generalization für neue Sessions (Abschnitt 5.3 &amp; 5.4)</w:t>
+      </w:r>
+    </w:p>
+    <w:p>
+      <w:r>
+        <w:t>Das TRIBE v2 Paper ist stolz darauf, dass es auf *völlig neue Probanden* generalisieren kann ("Unseen subject prediction" via Subject Dropout und Low-Rank Matrix Factorization).</w:t>
+      </w:r>
+    </w:p>
+    <w:p>
+      <w:r>
+        <w:t>*   **Problem in deinem Code:** Dein `LearnedSessionAdapter` (Zeile 331) lernt für jede Session im Dataset komplett neue Eingangs- und Ausgangsgewichte (`_unit_in`, `_unit_out`). Wenn du eine völlig neue Maus aus dem Allen Brain Dataset testen willst, versagt das Modell, weil es keine Gewichte dafür hat.</w:t>
+      </w:r>
+    </w:p>
+    <w:p>
+      <w:r>
+        <w:t>*   **Deine Verbesserung:** Implementiere genau den Trick aus dem Paper (Abschnitt 5.4)! Trainiere eine Matrix-Faktorisierung (SVD) für den Adapter oder nutze einen "Unseen Session Token" mit *Subject Dropout* (während des Trainings wird ab und zu die Session-spezifische Info maskiert, damit das Modell lernt, universelle Gehirnmuster zu erkennen). Das wäre ein **massives Upgrade** für deinen Code.</w:t>
+      </w:r>
+    </w:p>
+    <w:p/>
+    <w:p>
+      <w:r>
+        <w:t>#### C. Modality Dropout (Abschnitt 5.3)</w:t>
+      </w:r>
+    </w:p>
+    <w:p>
+      <w:r>
+        <w:t>Im Paper wird ab und zu Video, Audio oder Text genullt (Dropout = 0.3), damit das Modell lernt, auch mit fehlenden Infos umzugehen.</w:t>
+      </w:r>
+    </w:p>
+    <w:p>
+      <w:r>
+        <w:t>*   **Deine Verbesserung:** Dein Code hat "Masking" von Neuronen (Zeile 244: `_mask_two_bands`). Du könntest das Konzept aus dem Paper adaptieren, indem du systematisch ganze Hirnareale (z.B. den visuellen Kortex V1) maskierst, um zu testen, ob das Modell die Spikes dort aus den Spikes anderer Areale (z.B. LM oder AL) rekonstruieren kann.</w:t>
+      </w:r>
+    </w:p>
+    <w:p/>
+    <w:p>
+      <w:r>
+        <w:t>---</w:t>
+      </w:r>
+    </w:p>
+    <w:p/>
+    <w:p>
+      <w:r>
+        <w:t>### 3. Wege zur Evaluation deines Transformers (Inspiriert vom Paper)</w:t>
+      </w:r>
+    </w:p>
+    <w:p/>
+    <w:p>
+      <w:r>
+        <w:t>Das Paper liefert perfekte Blaupausen, wie man ein solches "Foundation Model" für das Gehirn evaluieren und in einer Bachelorarbeit wunderschön präsentieren kann:</w:t>
+      </w:r>
+    </w:p>
+    <w:p/>
+    <w:p>
+      <w:r>
+        <w:t>#### Evaluation 1: "In-Silico Experimente" (Abschnitt 2.5 &amp; 2.6 im Paper)</w:t>
+      </w:r>
+    </w:p>
+    <w:p>
+      <w:r>
+        <w:t>Im Paper testet das Team, ob die KI klassische neurowissenschaftliche Phänomene künstlich ("in-silico") reproduzieren kann (z.B. die FFA reagiert auf Gesichter).</w:t>
+      </w:r>
+    </w:p>
+    <w:p>
+      <w:r>
+        <w:t xml:space="preserve">*   **Wie du das für deinen Code machst:** Da dein Modell autoregressiv Spikes generiert (Zeile 298: `_sample_autoregressive`), kannst du ihm einen "virtuellen" Reiz geben (z. B. das Task-Embedding für "drifting gratings" mit einem spezifischen Winkel). Dann lässt du das Modell 2 Sekunden lang Spikes "halluzinieren". </w:t>
+      </w:r>
+    </w:p>
+    <w:p>
+      <w:r>
+        <w:t>*   **Die These:** Reproduzieren die halluzinierten Spikes die klassischen biologischen *Tuning Curves* (z.B. Feuerrate von Neuron X ist maximal bei 90° Streifen)? Das beweist, dass dein Modell echte neuronale Dynamiken gelernt hat.</w:t>
+      </w:r>
+    </w:p>
+    <w:p/>
+    <w:p>
+      <w:r>
+        <w:t>#### Evaluation 2: Die Latent Space Analyse via ICA (Abschnitt 2.7 im Paper)</w:t>
+      </w:r>
+    </w:p>
+    <w:p>
+      <w:r>
+        <w:t>Das Paper wendet Independent Component Analysis (ICA) auf die letzte Schicht des Transformers an und zeigt, dass die KI von selbst bekannte Gehirnnetzwerke (wie das Default Mode Network) gelernt hat (Abbildung 6).</w:t>
+      </w:r>
+    </w:p>
+    <w:p>
+      <w:r>
+        <w:t xml:space="preserve">*   **Wie du das für deinen Code machst:** Nimm die Hidden States (`h`) deines Transformers. Wende PCA oder ICA aus `scikit-learn` darauf an. Plotte diese Komponenten gegen das Verhalten der Maus (z.B. die `running_speed` oder `pupil_area` aus dem Code). </w:t>
+      </w:r>
+    </w:p>
+    <w:p>
+      <w:r>
+        <w:t>*   **Die These:** Du zeigst damit, dass der Transformer intern eine abstrakte, interpretierbare Repräsentation des Gehirnzustands bildet, auch wenn er nur auf rohe Nullen und Einsen (Spikes) trainiert wurde.</w:t>
+      </w:r>
+    </w:p>
+    <w:p/>
+    <w:p>
+      <w:r>
+        <w:rPr>
+          <w:lang w:val="en-GB"/>
+        </w:rPr>
+        <w:t xml:space="preserve">#### Evaluation 3: Transfer-Learning auf neue Tiere ("Generalization to new subjects", Abschn. </w:t>
+      </w:r>
+      <w:r>
+        <w:t>2.3)</w:t>
+      </w:r>
+    </w:p>
+    <w:p>
+      <w:r>
+        <w:t>Im Paper wird das Modell auf neuen Probanden getestet, indem es mit extrem wenig Daten (1 Stunde fMRI) nach-trainiert wird (Fine-Tuning).</w:t>
+      </w:r>
+    </w:p>
+    <w:p>
+      <w:r>
+        <w:t xml:space="preserve">*   **Wie du das für deinen Code machst:** Aktuell wertet dein Code die Validierung aus, indem er einfach die letzten 2 Minuten *derselben* Trainings-Sessions nimmt (Zeile 210). Für deine Arbeit könntest du den Transformer auf 15 Mäusen trainieren und einfrieren. Dann nimmst du eine 16. (ungesehene) Maus. Du trainierst *nur* den `LearnedSessionAdapter` (die Input/Output-Gewichte) für wenige Epochen (z.B. auf nur 1 Minute Daten dieser neuen Maus). </w:t>
+      </w:r>
+    </w:p>
+    <w:p>
+      <w:r>
+        <w:lastRenderedPageBreak/>
+        <w:t>*   **Die These:** Zeige, dass der vortrainierte Transformer es ermöglicht, die Gehirnaktivität einer neuen Maus viel schneller und mit viel weniger Daten zu lernen, als wenn man ein Modell von Grund auf neu trainiert ("Few-Shot Transfer").</w:t>
+      </w:r>
+    </w:p>
+    <w:p/>
+    <w:p>
+      <w:r>
+        <w:t>### Fazit für deine Bachelorarbeit</w:t>
+      </w:r>
+    </w:p>
+    <w:p/>
+    <w:p>
+      <w:r>
+        <w:t>Wenn du diese Brücke schlägst, könnte das Thema deiner Arbeit lauten:</w:t>
+      </w:r>
+    </w:p>
+    <w:p>
+      <w:pPr>
+        <w:rPr>
+          <w:lang w:val="en-GB"/>
+        </w:rPr>
+      </w:pPr>
+      <w:r>
+        <w:rPr>
+          <w:lang w:val="en-GB"/>
+        </w:rPr>
+        <w:t>**"Transferring Macro-Scale Encoding Strategies to Micro-Scale Spike Generation: An Autoregressive Transformer for Neural Population Dynamics"**</w:t>
+      </w:r>
+    </w:p>
+    <w:p>
+      <w:pPr>
+        <w:rPr>
+          <w:lang w:val="en-GB"/>
+        </w:rPr>
+      </w:pPr>
+    </w:p>
+    <w:p>
+      <w:r>
+        <w:t>Du würdest den Code deines Professors nehmen, die Generalisierungs-Methoden aus dem *TRIBE v2* Paper (SVD-Initialisierung für neue Sessions, In-Silico Experimente, Latent Space ICA) implementieren und dann beweisen, dass diese Konzepte, die bei fMRI-Daten (Paper) funktionieren, auch bei mikroskopischen, feuernden Neuronen (Code) zu besseren Modellen führen.</w:t>
       </w:r>
     </w:p>
     <w:sectPr>
@@ -1144,6 +1375,29 @@
     <w:semiHidden/>
     <w:rsid w:val="00647623"/>
   </w:style>
+  <w:style w:type="character" w:styleId="Hyperlink">
+    <w:name w:val="Hyperlink"/>
+    <w:basedOn w:val="Absatz-Standardschriftart"/>
+    <w:uiPriority w:val="99"/>
+    <w:unhideWhenUsed/>
+    <w:rsid w:val="008B042C"/>
+    <w:rPr>
+      <w:color w:val="467886" w:themeColor="hyperlink"/>
+      <w:u w:val="single"/>
+    </w:rPr>
+  </w:style>
+  <w:style w:type="character" w:styleId="NichtaufgelsteErwhnung">
+    <w:name w:val="Unresolved Mention"/>
+    <w:basedOn w:val="Absatz-Standardschriftart"/>
+    <w:uiPriority w:val="99"/>
+    <w:semiHidden/>
+    <w:unhideWhenUsed/>
+    <w:rsid w:val="008B042C"/>
+    <w:rPr>
+      <w:color w:val="605E5C"/>
+      <w:shd w:val="clear" w:color="auto" w:fill="E1DFDD"/>
+    </w:rPr>
+  </w:style>
 </w:styles>
 </file>
 

--- a/documents/research log.docx
+++ b/documents/research log.docx
@@ -225,7 +225,7 @@
           <w:lang w:val="en-GB"/>
         </w:rPr>
       </w:pPr>
-      <w:hyperlink r:id="rId4" w:history="1">
+      <w:hyperlink r:id="rId5" w:history="1">
         <w:r>
           <w:rPr>
             <w:rStyle w:val="Hyperlink"/>
@@ -239,196 +239,577 @@
       <w:r>
         <w:t>Verbesserungsmöglichkeiten für den Code (Inspiriert vom Paper)</w:t>
       </w:r>
+      <w:r>
+        <w:t>:</w:t>
+      </w:r>
+    </w:p>
+    <w:p>
+      <w:pPr>
+        <w:pStyle w:val="Listenabsatz"/>
+        <w:numPr>
+          <w:ilvl w:val="0"/>
+          <w:numId w:val="1"/>
+        </w:numPr>
+      </w:pPr>
+      <w:r>
+        <w:t>Zero-Shot / Low-Rank Generalization für neue Sessions (Abschnitt 5.3 &amp; 5.4)</w:t>
+      </w:r>
+      <w:r>
+        <w:t xml:space="preserve"> </w:t>
+      </w:r>
+      <w:r>
+        <w:br/>
+      </w:r>
+      <w:r>
+        <w:t>Das TRIBE v2 Paper ist stolz darauf, dass es auf *völlig neue Probanden* generalisieren kann ("Unseen subject prediction" via Subject Dropout und Low-Rank Matrix Factorization).</w:t>
+      </w:r>
+    </w:p>
+    <w:p>
+      <w:pPr>
+        <w:pStyle w:val="Listenabsatz"/>
+        <w:numPr>
+          <w:ilvl w:val="1"/>
+          <w:numId w:val="1"/>
+        </w:numPr>
+      </w:pPr>
+      <w:r>
+        <w:t>**Problem in deinem Code:** Dein `LearnedSessionAdapter` (Zeile 331) lernt für jede Session im Dataset komplett neue Eingangs- und Ausgangsgewichte (`_unit_in`, `_unit_out`). Wenn du eine völlig neue Maus aus dem Allen Brain Dataset testen willst, versagt das Modell, weil es keine Gewichte dafür hat.</w:t>
+      </w:r>
+    </w:p>
+    <w:p>
+      <w:pPr>
+        <w:pStyle w:val="Listenabsatz"/>
+        <w:numPr>
+          <w:ilvl w:val="1"/>
+          <w:numId w:val="1"/>
+        </w:numPr>
+      </w:pPr>
+      <w:r>
+        <w:t>**Deine Verbesserung:** Implementiere genau den Trick aus dem Paper (Abschnitt 5.4)! Trainiere eine Matrix-Faktorisierung (SVD) für den Adapter oder nutze einen "Unseen Session Token" mit *Subject Dropout* (während des Trainings wird ab und zu die Session-spezifische Info maskiert, damit das Modell lernt, universelle Gehirnmuster zu erkennen). Das wäre ein **massives Upgrade** für deinen Code.</w:t>
+      </w:r>
+    </w:p>
+    <w:p>
+      <w:pPr>
+        <w:pStyle w:val="Listenabsatz"/>
+        <w:numPr>
+          <w:ilvl w:val="0"/>
+          <w:numId w:val="1"/>
+        </w:numPr>
+      </w:pPr>
+      <w:r>
+        <w:t>Modality Dropout (Abschnitt 5.3)</w:t>
+      </w:r>
+      <w:r>
+        <w:br/>
+      </w:r>
+      <w:r>
+        <w:t>Im Paper wird ab und zu Video, Audio oder Text genullt (Dropout = 0.3), damit das Modell lernt, auch mit fehlenden Infos umzugehen.</w:t>
+      </w:r>
+    </w:p>
+    <w:p>
+      <w:pPr>
+        <w:pStyle w:val="Listenabsatz"/>
+        <w:numPr>
+          <w:ilvl w:val="1"/>
+          <w:numId w:val="1"/>
+        </w:numPr>
+      </w:pPr>
+      <w:r>
+        <w:t>*</w:t>
+      </w:r>
+      <w:r>
+        <w:t>*Deine Verbesserung:** Dein Code hat "Masking" von Neuronen (Zeile 244: `_mask_two_bands`). Du könntest das Konzept aus dem Paper adaptieren, indem du systematisch ganze Hirnareale (z.B. den visuellen Kortex V1) maskierst, um zu testen, ob das Modell die Spikes dort aus den Spikes anderer Areale (z.B. LM oder AL) rekonstruieren kann.</w:t>
+      </w:r>
     </w:p>
     <w:p/>
     <w:p>
       <w:r>
-        <w:t>Aus den Methoden des Papers lassen sich direkte, innovative Verbesserungen für deinen Code ableiten:</w:t>
+        <w:t>Wege zur Evaluation deines Transformers (Inspiriert vom Paper)</w:t>
+      </w:r>
+    </w:p>
+    <w:p>
+      <w:pPr>
+        <w:pStyle w:val="Listenabsatz"/>
+        <w:numPr>
+          <w:ilvl w:val="0"/>
+          <w:numId w:val="2"/>
+        </w:numPr>
+      </w:pPr>
+      <w:r>
+        <w:t>Die Latent Space Analyse via ICA (Abschnitt 2.7 im Paper)</w:t>
+      </w:r>
+      <w:r>
+        <w:br/>
+      </w:r>
+      <w:r>
+        <w:t>Das Paper wendet Independent Component Analysis (ICA) auf die letzte Schicht des Transformers an und zeigt, dass die KI von selbst bekannte Gehirnnetzwerke (wie das Default Mode Network) gelernt hat (Abbildung 6).</w:t>
+      </w:r>
+    </w:p>
+    <w:p>
+      <w:pPr>
+        <w:pStyle w:val="Listenabsatz"/>
+        <w:numPr>
+          <w:ilvl w:val="1"/>
+          <w:numId w:val="2"/>
+        </w:numPr>
+      </w:pPr>
+      <w:r>
+        <w:t xml:space="preserve">**Wie du das für deinen Code machst:** Nimm die Hidden States (`h`) deines Transformers. Wende PCA oder ICA aus `scikit-learn` darauf an. Plotte diese Komponenten gegen das Verhalten der Maus (z.B. die `running_speed` oder `pupil_area` aus dem Code). </w:t>
+      </w:r>
+    </w:p>
+    <w:p>
+      <w:pPr>
+        <w:pStyle w:val="Listenabsatz"/>
+        <w:numPr>
+          <w:ilvl w:val="1"/>
+          <w:numId w:val="2"/>
+        </w:numPr>
+      </w:pPr>
+      <w:r>
+        <w:t>**</w:t>
+      </w:r>
+      <w:r>
+        <w:t>Die These:** Du zeigst damit, dass der Transformer intern eine abstrakte, interpretierbare Repräsentation des Gehirnzustands bildet, auch wenn er nur auf rohe Nullen und Einsen (Spikes) trainiert wurde.</w:t>
+      </w:r>
+    </w:p>
+    <w:p>
+      <w:pPr>
+        <w:pStyle w:val="Listenabsatz"/>
+        <w:numPr>
+          <w:ilvl w:val="0"/>
+          <w:numId w:val="2"/>
+        </w:numPr>
+      </w:pPr>
+      <w:r>
+        <w:rPr>
+          <w:lang w:val="en-GB"/>
+        </w:rPr>
+        <w:t xml:space="preserve">Transfer-Learning auf neue Tiere ("Generalization to new subjects", Abschn. </w:t>
+      </w:r>
+      <w:r>
+        <w:rPr>
+          <w:lang w:val="de-DE"/>
+        </w:rPr>
+        <w:t>2.3)</w:t>
+      </w:r>
+      <w:r>
+        <w:rPr>
+          <w:lang w:val="de-DE"/>
+        </w:rPr>
+        <w:br/>
+      </w:r>
+      <w:r>
+        <w:t>Im Paper wird das Modell auf neuen Probanden getestet, indem es mit extrem wenig Daten (1 Stunde fMRI) nach-trainiert wird (Fine-Tuning).</w:t>
+      </w:r>
+    </w:p>
+    <w:p>
+      <w:pPr>
+        <w:pStyle w:val="Listenabsatz"/>
+        <w:numPr>
+          <w:ilvl w:val="1"/>
+          <w:numId w:val="2"/>
+        </w:numPr>
+      </w:pPr>
+      <w:r>
+        <w:t xml:space="preserve">**Wie du das für deinen Code machst:** Aktuell wertet dein Code die Validierung aus, indem er einfach die letzten 2 Minuten *derselben* Trainings-Sessions nimmt (Zeile 210). Für deine Arbeit könntest du den Transformer auf 15 Mäusen trainieren und einfrieren. Dann nimmst du eine 16. (ungesehene) Maus. Du trainierst *nur* den `LearnedSessionAdapter` (die Input/Output-Gewichte) für wenige Epochen (z.B. auf nur 1 Minute Daten dieser neuen Maus). </w:t>
+      </w:r>
+    </w:p>
+    <w:p>
+      <w:pPr>
+        <w:pStyle w:val="Listenabsatz"/>
+        <w:numPr>
+          <w:ilvl w:val="1"/>
+          <w:numId w:val="2"/>
+        </w:numPr>
+      </w:pPr>
+      <w:r>
+        <w:t>**</w:t>
+      </w:r>
+      <w:r>
+        <w:t>Die These:** Zeige, dass der vortrainierte Transformer es ermöglicht, die Gehirnaktivität einer neuen Maus viel schneller und mit viel weniger Daten zu lernen, als wenn man ein Modell von Grund auf neu trainiert ("Few-Shot Transfer").</w:t>
       </w:r>
     </w:p>
     <w:p/>
     <w:p>
-      <w:r>
-        <w:t>#### A. Integration komplexer Stimulus-Features (wie in TRIBE v2)</w:t>
-      </w:r>
-    </w:p>
-    <w:p>
-      <w:r>
-        <w:t>Im Paper (Abschnitt 5.2) werden prä-trainierte KI-Modelle (Wav2Vec, Llama, Video-JEPA) genutzt, um komplexe Reize in Embeddings umzuwandeln und in den Transformer zu füttern.</w:t>
-      </w:r>
-    </w:p>
-    <w:p>
-      <w:r>
-        <w:t>*   **Problem in deinem Code:** Aktuell wird dem Modell nur gesagt, *welcher* Task gerade läuft (z.B. durch `adapter.task_embeds["cls/drifting_gratings"]`). Das Modell weiß aber gar nicht, *was* auf dem Bildschirm passiert (z.B. welcher Winkel das Grating hat oder welches "natural movie" läuft).</w:t>
-      </w:r>
-    </w:p>
-    <w:p>
-      <w:r>
-        <w:lastRenderedPageBreak/>
-        <w:t>*   **Deine Verbesserung:** Du könntest die Architektur erweitern. Wenn das Dataset (z.B. Allen Brain Observatory) Videos zeigt, könntest du diese Frames (wie im Paper) durch ein vortrainiertes Vision-Modell (z.B. einen kleinen ResNet oder CLIP) jagen und diese Vektoren *zusammen* mit den Spikes in den Transformer füttern. Dann lernt dein SpikeGPT, wie visuelle Reize echte Spikes auslösen.</w:t>
-      </w:r>
-    </w:p>
-    <w:p/>
-    <w:p>
-      <w:r>
-        <w:t>#### B. Zero-Shot / Low-Rank Generalization für neue Sessions (Abschnitt 5.3 &amp; 5.4)</w:t>
-      </w:r>
-    </w:p>
-    <w:p>
-      <w:r>
-        <w:t>Das TRIBE v2 Paper ist stolz darauf, dass es auf *völlig neue Probanden* generalisieren kann ("Unseen subject prediction" via Subject Dropout und Low-Rank Matrix Factorization).</w:t>
-      </w:r>
-    </w:p>
-    <w:p>
-      <w:r>
-        <w:t>*   **Problem in deinem Code:** Dein `LearnedSessionAdapter` (Zeile 331) lernt für jede Session im Dataset komplett neue Eingangs- und Ausgangsgewichte (`_unit_in`, `_unit_out`). Wenn du eine völlig neue Maus aus dem Allen Brain Dataset testen willst, versagt das Modell, weil es keine Gewichte dafür hat.</w:t>
-      </w:r>
-    </w:p>
-    <w:p>
-      <w:r>
-        <w:t>*   **Deine Verbesserung:** Implementiere genau den Trick aus dem Paper (Abschnitt 5.4)! Trainiere eine Matrix-Faktorisierung (SVD) für den Adapter oder nutze einen "Unseen Session Token" mit *Subject Dropout* (während des Trainings wird ab und zu die Session-spezifische Info maskiert, damit das Modell lernt, universelle Gehirnmuster zu erkennen). Das wäre ein **massives Upgrade** für deinen Code.</w:t>
-      </w:r>
-    </w:p>
-    <w:p/>
-    <w:p>
-      <w:r>
-        <w:t>#### C. Modality Dropout (Abschnitt 5.3)</w:t>
-      </w:r>
-    </w:p>
-    <w:p>
-      <w:r>
-        <w:t>Im Paper wird ab und zu Video, Audio oder Text genullt (Dropout = 0.3), damit das Modell lernt, auch mit fehlenden Infos umzugehen.</w:t>
-      </w:r>
-    </w:p>
-    <w:p>
-      <w:r>
-        <w:t>*   **Deine Verbesserung:** Dein Code hat "Masking" von Neuronen (Zeile 244: `_mask_two_bands`). Du könntest das Konzept aus dem Paper adaptieren, indem du systematisch ganze Hirnareale (z.B. den visuellen Kortex V1) maskierst, um zu testen, ob das Modell die Spikes dort aus den Spikes anderer Areale (z.B. LM oder AL) rekonstruieren kann.</w:t>
-      </w:r>
-    </w:p>
-    <w:p/>
-    <w:p>
-      <w:r>
-        <w:t>---</w:t>
-      </w:r>
-    </w:p>
-    <w:p/>
-    <w:p>
-      <w:r>
-        <w:t>### 3. Wege zur Evaluation deines Transformers (Inspiriert vom Paper)</w:t>
-      </w:r>
-    </w:p>
-    <w:p/>
-    <w:p>
-      <w:r>
-        <w:t>Das Paper liefert perfekte Blaupausen, wie man ein solches "Foundation Model" für das Gehirn evaluieren und in einer Bachelorarbeit wunderschön präsentieren kann:</w:t>
-      </w:r>
-    </w:p>
-    <w:p/>
-    <w:p>
-      <w:r>
-        <w:t>#### Evaluation 1: "In-Silico Experimente" (Abschnitt 2.5 &amp; 2.6 im Paper)</w:t>
-      </w:r>
-    </w:p>
-    <w:p>
-      <w:r>
-        <w:t>Im Paper testet das Team, ob die KI klassische neurowissenschaftliche Phänomene künstlich ("in-silico") reproduzieren kann (z.B. die FFA reagiert auf Gesichter).</w:t>
-      </w:r>
-    </w:p>
-    <w:p>
-      <w:r>
-        <w:t xml:space="preserve">*   **Wie du das für deinen Code machst:** Da dein Modell autoregressiv Spikes generiert (Zeile 298: `_sample_autoregressive`), kannst du ihm einen "virtuellen" Reiz geben (z. B. das Task-Embedding für "drifting gratings" mit einem spezifischen Winkel). Dann lässt du das Modell 2 Sekunden lang Spikes "halluzinieren". </w:t>
-      </w:r>
-    </w:p>
-    <w:p>
-      <w:r>
-        <w:t>*   **Die These:** Reproduzieren die halluzinierten Spikes die klassischen biologischen *Tuning Curves* (z.B. Feuerrate von Neuron X ist maximal bei 90° Streifen)? Das beweist, dass dein Modell echte neuronale Dynamiken gelernt hat.</w:t>
-      </w:r>
-    </w:p>
-    <w:p/>
-    <w:p>
-      <w:r>
-        <w:t>#### Evaluation 2: Die Latent Space Analyse via ICA (Abschnitt 2.7 im Paper)</w:t>
-      </w:r>
-    </w:p>
-    <w:p>
-      <w:r>
-        <w:t>Das Paper wendet Independent Component Analysis (ICA) auf die letzte Schicht des Transformers an und zeigt, dass die KI von selbst bekannte Gehirnnetzwerke (wie das Default Mode Network) gelernt hat (Abbildung 6).</w:t>
-      </w:r>
-    </w:p>
-    <w:p>
-      <w:r>
-        <w:t xml:space="preserve">*   **Wie du das für deinen Code machst:** Nimm die Hidden States (`h`) deines Transformers. Wende PCA oder ICA aus `scikit-learn` darauf an. Plotte diese Komponenten gegen das Verhalten der Maus (z.B. die `running_speed` oder `pupil_area` aus dem Code). </w:t>
-      </w:r>
-    </w:p>
-    <w:p>
-      <w:r>
-        <w:t>*   **Die These:** Du zeigst damit, dass der Transformer intern eine abstrakte, interpretierbare Repräsentation des Gehirnzustands bildet, auch wenn er nur auf rohe Nullen und Einsen (Spikes) trainiert wurde.</w:t>
-      </w:r>
-    </w:p>
-    <w:p/>
-    <w:p>
-      <w:r>
-        <w:rPr>
-          <w:lang w:val="en-GB"/>
-        </w:rPr>
-        <w:t xml:space="preserve">#### Evaluation 3: Transfer-Learning auf neue Tiere ("Generalization to new subjects", Abschn. </w:t>
-      </w:r>
-      <w:r>
-        <w:t>2.3)</w:t>
-      </w:r>
-    </w:p>
-    <w:p>
-      <w:r>
-        <w:t>Im Paper wird das Modell auf neuen Probanden getestet, indem es mit extrem wenig Daten (1 Stunde fMRI) nach-trainiert wird (Fine-Tuning).</w:t>
-      </w:r>
-    </w:p>
-    <w:p>
-      <w:r>
-        <w:t xml:space="preserve">*   **Wie du das für deinen Code machst:** Aktuell wertet dein Code die Validierung aus, indem er einfach die letzten 2 Minuten *derselben* Trainings-Sessions nimmt (Zeile 210). Für deine Arbeit könntest du den Transformer auf 15 Mäusen trainieren und einfrieren. Dann nimmst du eine 16. (ungesehene) Maus. Du trainierst *nur* den `LearnedSessionAdapter` (die Input/Output-Gewichte) für wenige Epochen (z.B. auf nur 1 Minute Daten dieser neuen Maus). </w:t>
-      </w:r>
-    </w:p>
-    <w:p>
-      <w:r>
-        <w:lastRenderedPageBreak/>
-        <w:t>*   **Die These:** Zeige, dass der vortrainierte Transformer es ermöglicht, die Gehirnaktivität einer neuen Maus viel schneller und mit viel weniger Daten zu lernen, als wenn man ein Modell von Grund auf neu trainiert ("Few-Shot Transfer").</w:t>
-      </w:r>
-    </w:p>
-    <w:p/>
-    <w:p>
-      <w:r>
-        <w:t>### Fazit für deine Bachelorarbeit</w:t>
-      </w:r>
-    </w:p>
-    <w:p/>
-    <w:p>
-      <w:r>
-        <w:t>Wenn du diese Brücke schlägst, könnte das Thema deiner Arbeit lauten:</w:t>
-      </w:r>
-    </w:p>
-    <w:p>
-      <w:pPr>
-        <w:rPr>
-          <w:lang w:val="en-GB"/>
-        </w:rPr>
-      </w:pPr>
-      <w:r>
-        <w:rPr>
-          <w:lang w:val="en-GB"/>
-        </w:rPr>
-        <w:t>**"Transferring Macro-Scale Encoding Strategies to Micro-Scale Spike Generation: An Autoregressive Transformer for Neural Population Dynamics"**</w:t>
-      </w:r>
-    </w:p>
-    <w:p>
-      <w:pPr>
-        <w:rPr>
-          <w:lang w:val="en-GB"/>
-        </w:rPr>
-      </w:pPr>
-    </w:p>
-    <w:p>
-      <w:r>
-        <w:t>Du würdest den Code deines Professors nehmen, die Generalisierungs-Methoden aus dem *TRIBE v2* Paper (SVD-Initialisierung für neue Sessions, In-Silico Experimente, Latent Space ICA) implementieren und dann beweisen, dass diese Konzepte, die bei fMRI-Daten (Paper) funktionieren, auch bei mikroskopischen, feuernden Neuronen (Code) zu besseren Modellen führen.</w:t>
-      </w:r>
+      <w:pPr>
+        <w:rPr>
+          <w:lang w:val="en-US"/>
+        </w:rPr>
+      </w:pPr>
+      <w:r>
+        <w:rPr>
+          <w:lang w:val="en-US"/>
+        </w:rPr>
+        <w:t>Email an prof:</w:t>
+      </w:r>
+    </w:p>
+    <w:p>
+      <w:pPr>
+        <w:rPr>
+          <w:lang w:val="en-US"/>
+        </w:rPr>
+      </w:pPr>
+    </w:p>
+    <w:p>
+      <w:pPr>
+        <w:rPr>
+          <w:lang w:val="en-US"/>
+        </w:rPr>
+      </w:pPr>
+      <w:r>
+        <w:rPr>
+          <w:lang w:val="en-US"/>
+        </w:rPr>
+        <w:t>Hello Guillaume,</w:t>
+      </w:r>
+    </w:p>
+    <w:p>
+      <w:pPr>
+        <w:rPr>
+          <w:lang w:val="en-US"/>
+        </w:rPr>
+      </w:pPr>
+    </w:p>
+    <w:p>
+      <w:pPr>
+        <w:rPr>
+          <w:lang w:val="en-US"/>
+        </w:rPr>
+      </w:pPr>
+      <w:r>
+        <w:rPr>
+          <w:lang w:val="en-US"/>
+        </w:rPr>
+        <w:t>I wanted to</w:t>
+      </w:r>
+      <w:r>
+        <w:rPr>
+          <w:lang w:val="en-US"/>
+        </w:rPr>
+        <w:t xml:space="preserve"> outline the plans</w:t>
+      </w:r>
+      <w:r>
+        <w:rPr>
+          <w:lang w:val="en-US"/>
+        </w:rPr>
+        <w:t xml:space="preserve"> for the project</w:t>
+      </w:r>
+      <w:r>
+        <w:rPr>
+          <w:lang w:val="en-US"/>
+        </w:rPr>
+        <w:t xml:space="preserve"> originating from my first research phase</w:t>
+      </w:r>
+      <w:r>
+        <w:rPr>
+          <w:lang w:val="en-US"/>
+        </w:rPr>
+        <w:t xml:space="preserve">. My goal is to implement a transformer network from scratch, heavily inspired by your existing </w:t>
+      </w:r>
+      <w:r>
+        <w:rPr>
+          <w:lang w:val="en-US"/>
+        </w:rPr>
+        <w:t>s</w:t>
+      </w:r>
+      <w:r>
+        <w:rPr>
+          <w:lang w:val="en-US"/>
+        </w:rPr>
+        <w:t>pike</w:t>
+      </w:r>
+      <w:r>
+        <w:rPr>
+          <w:lang w:val="en-US"/>
+        </w:rPr>
+        <w:t>_gpt</w:t>
+      </w:r>
+      <w:r>
+        <w:rPr>
+          <w:lang w:val="en-US"/>
+        </w:rPr>
+        <w:t xml:space="preserve"> code, primarily as a learning exercise to understand transformer architectures and common optimization techniques (speed, data efficiency, generalization).</w:t>
+      </w:r>
+    </w:p>
+    <w:p>
+      <w:pPr>
+        <w:rPr>
+          <w:lang w:val="en-US"/>
+        </w:rPr>
+      </w:pPr>
+    </w:p>
+    <w:p>
+      <w:pPr>
+        <w:rPr>
+          <w:lang w:val="en-US"/>
+        </w:rPr>
+      </w:pPr>
+      <w:r>
+        <w:rPr>
+          <w:lang w:val="en-US"/>
+        </w:rPr>
+        <w:t xml:space="preserve">Building on that foundation, I plan to add </w:t>
+      </w:r>
+      <w:r>
+        <w:rPr>
+          <w:lang w:val="en-US"/>
+        </w:rPr>
+        <w:t>three</w:t>
+      </w:r>
+      <w:r>
+        <w:rPr>
+          <w:lang w:val="en-US"/>
+        </w:rPr>
+        <w:t xml:space="preserve"> improvements </w:t>
+      </w:r>
+      <w:r>
+        <w:rPr>
+          <w:lang w:val="en-US"/>
+        </w:rPr>
+        <w:t xml:space="preserve">partially </w:t>
+      </w:r>
+      <w:r>
+        <w:rPr>
+          <w:lang w:val="en-US"/>
+        </w:rPr>
+        <w:t xml:space="preserve">inspired by the TRIBE v2 paper: (1) Zero-Shot Session Generalization via Subject Dropout and low-rank matrix factorization on the adapter, allowing the model to generalize </w:t>
+      </w:r>
+      <w:r>
+        <w:rPr>
+          <w:color w:val="FF0000"/>
+          <w:highlight w:val="yellow"/>
+          <w:lang w:val="en-US"/>
+        </w:rPr>
+        <w:t>to unseen animals</w:t>
+      </w:r>
+      <w:r>
+        <w:rPr>
+          <w:color w:val="FF0000"/>
+          <w:lang w:val="en-US"/>
+        </w:rPr>
+        <w:t xml:space="preserve"> (how should I test that)</w:t>
+      </w:r>
+      <w:r>
+        <w:rPr>
+          <w:lang w:val="en-US"/>
+        </w:rPr>
+        <w:t>; and (2) Brain-Area Masking, extending the existing neuron masking to entire brain regions (e.g. V1) to test cross-area reconstruction.</w:t>
+      </w:r>
+      <w:r>
+        <w:rPr>
+          <w:lang w:val="en-US"/>
+        </w:rPr>
+        <w:t xml:space="preserve"> (3) coordinate aware embeddings instead of randomly initialized.</w:t>
+      </w:r>
+    </w:p>
+    <w:p>
+      <w:pPr>
+        <w:rPr>
+          <w:lang w:val="en-US"/>
+        </w:rPr>
+      </w:pPr>
+      <w:r>
+        <w:rPr>
+          <w:lang w:val="en-US"/>
+        </w:rPr>
+        <w:t xml:space="preserve">For evaluation, I plan to implement two analyses: </w:t>
+      </w:r>
+      <w:r>
+        <w:rPr>
+          <w:lang w:val="en-US"/>
+        </w:rPr>
+        <w:t xml:space="preserve">(A) </w:t>
+      </w:r>
+      <w:r>
+        <w:rPr>
+          <w:lang w:val="en-US"/>
+        </w:rPr>
+        <w:t>a Latent Space Analysis (PCA/ICA on transformer hidden states, correlated with behavioral signals like running speed and pupil area</w:t>
+      </w:r>
+      <w:r>
+        <w:rPr>
+          <w:lang w:val="en-US"/>
+        </w:rPr>
+        <w:t xml:space="preserve"> </w:t>
+      </w:r>
+      <w:r>
+        <w:rPr>
+          <w:lang w:val="en-US"/>
+        </w:rPr>
+        <w:sym w:font="Wingdings" w:char="F0E0"/>
+      </w:r>
+      <w:r>
+        <w:rPr>
+          <w:lang w:val="en-US"/>
+        </w:rPr>
+        <w:t xml:space="preserve"> to hopefully show model learned interpretable brain state representations</w:t>
+      </w:r>
+      <w:r>
+        <w:rPr>
+          <w:lang w:val="en-US"/>
+        </w:rPr>
+        <w:t>),</w:t>
+      </w:r>
+      <w:r>
+        <w:rPr>
+          <w:lang w:val="en-US"/>
+        </w:rPr>
+        <w:t xml:space="preserve"> (B)</w:t>
+      </w:r>
+      <w:r>
+        <w:rPr>
+          <w:lang w:val="en-US"/>
+        </w:rPr>
+        <w:t xml:space="preserve"> and a Few-Shot Transfer experiment where the transformer is frozen after training on 15 animals and only the adapter is fine-tuned on a 16th unseen animal</w:t>
+      </w:r>
+      <w:r>
+        <w:rPr>
+          <w:lang w:val="en-US"/>
+        </w:rPr>
+        <w:t xml:space="preserve"> </w:t>
+      </w:r>
+      <w:r>
+        <w:rPr>
+          <w:lang w:val="en-US"/>
+        </w:rPr>
+        <w:sym w:font="Wingdings" w:char="F0E0"/>
+      </w:r>
+      <w:r>
+        <w:rPr>
+          <w:lang w:val="en-US"/>
+        </w:rPr>
+        <w:t xml:space="preserve"> faster learning but still good?</w:t>
+      </w:r>
+    </w:p>
+    <w:p>
+      <w:pPr>
+        <w:rPr>
+          <w:lang w:val="en-US"/>
+        </w:rPr>
+      </w:pPr>
+    </w:p>
+    <w:p>
+      <w:pPr>
+        <w:rPr>
+          <w:lang w:val="en-US"/>
+        </w:rPr>
+      </w:pPr>
+      <w:r>
+        <w:rPr>
+          <w:lang w:val="en-US"/>
+        </w:rPr>
+        <w:t xml:space="preserve">I would love to get your feedback on this plan before I start. </w:t>
+      </w:r>
+      <w:r>
+        <w:rPr>
+          <w:lang w:val="en-US"/>
+        </w:rPr>
+        <w:t>Maybe you can quickly respond to improvements (1-3) and evaluations (A,B) and tell me feasibility</w:t>
+      </w:r>
+      <w:r>
+        <w:rPr>
+          <w:lang w:val="en-US"/>
+        </w:rPr>
+        <w:t xml:space="preserve"> and </w:t>
+      </w:r>
+      <w:r>
+        <w:rPr>
+          <w:lang w:val="en-US"/>
+        </w:rPr>
+        <w:t>y</w:t>
+      </w:r>
+      <w:r>
+        <w:rPr>
+          <w:lang w:val="en-US"/>
+        </w:rPr>
+        <w:t>our assessment of whether that's realistically good</w:t>
+      </w:r>
+      <w:r>
+        <w:rPr>
+          <w:lang w:val="en-US"/>
+        </w:rPr>
+        <w:t>.</w:t>
+      </w:r>
+    </w:p>
+    <w:p>
+      <w:pPr>
+        <w:rPr>
+          <w:lang w:val="en-US"/>
+        </w:rPr>
+      </w:pPr>
+    </w:p>
+    <w:p>
+      <w:pPr>
+        <w:rPr>
+          <w:lang w:val="en-US"/>
+        </w:rPr>
+      </w:pPr>
+      <w:r>
+        <w:rPr>
+          <w:lang w:val="en-US"/>
+        </w:rPr>
+        <w:t>Best</w:t>
+      </w:r>
+      <w:r>
+        <w:rPr>
+          <w:lang w:val="en-US"/>
+        </w:rPr>
+        <w:t>,</w:t>
+      </w:r>
+    </w:p>
+    <w:p>
+      <w:pPr>
+        <w:rPr>
+          <w:lang w:val="en-US"/>
+        </w:rPr>
+      </w:pPr>
+      <w:r>
+        <w:rPr>
+          <w:lang w:val="en-US"/>
+        </w:rPr>
+        <w:t>Jonas</w:t>
+      </w:r>
+    </w:p>
+    <w:p>
+      <w:pPr>
+        <w:rPr>
+          <w:lang w:val="en-US"/>
+        </w:rPr>
+      </w:pPr>
+    </w:p>
+    <w:p>
+      <w:pPr>
+        <w:rPr>
+          <w:lang w:val="en-US"/>
+        </w:rPr>
+      </w:pPr>
+      <w:r>
+        <w:rPr>
+          <w:lang w:val="en-US"/>
+        </w:rPr>
+        <w:t>T</w:t>
+      </w:r>
+      <w:r>
+        <w:rPr>
+          <w:lang w:val="en-US"/>
+        </w:rPr>
+        <w:t>RIBE v2 paper:</w:t>
+      </w:r>
+      <w:r>
+        <w:rPr>
+          <w:lang w:val="en-US"/>
+        </w:rPr>
+        <w:t xml:space="preserve"> </w:t>
+      </w:r>
+      <w:hyperlink r:id="rId6" w:history="1">
+        <w:r>
+          <w:rPr>
+            <w:rStyle w:val="Hyperlink"/>
+            <w:lang w:val="en-US"/>
+          </w:rPr>
+          <w:t>https://ai.meta.com/blog/tribe-v2-brain-predictive-foundation-model/</w:t>
+        </w:r>
+      </w:hyperlink>
     </w:p>
     <w:sectPr>
       <w:pgSz w:w="11906" w:h="16838"/>
@@ -438,6 +819,195 @@
     </w:sectPr>
   </w:body>
 </w:document>
+</file>
+
+<file path=word/numbering.xml><?xml version="1.0" encoding="utf-8"?>
+<w:numbering xmlns:wpc="http://schemas.microsoft.com/office/word/2010/wordprocessingCanvas" xmlns:cx="http://schemas.microsoft.com/office/drawing/2014/chartex" xmlns:cx1="http://schemas.microsoft.com/office/drawing/2015/9/8/chartex" xmlns:cx2="http://schemas.microsoft.com/office/drawing/2015/10/21/chartex" xmlns:cx3="http://schemas.microsoft.com/office/drawing/2016/5/9/chartex" xmlns:cx4="http://schemas.microsoft.com/office/drawing/2016/5/10/chartex" xmlns:cx5="http://schemas.microsoft.com/office/drawing/2016/5/11/chartex" xmlns:cx6="http://schemas.microsoft.com/office/drawing/2016/5/12/chartex" xmlns:cx7="http://schemas.microsoft.com/office/drawing/2016/5/13/chartex" xmlns:cx8="http://schemas.microsoft.com/office/drawing/2016/5/14/chartex" xmlns:mc="http://schemas.openxmlformats.org/markup-compatibility/2006" xmlns:aink="http://schemas.microsoft.com/office/drawing/2016/ink" xmlns:am3d="http://schemas.microsoft.com/office/drawing/2017/model3d" xmlns:o="urn:schemas-microsoft-com:office:office" xmlns:oel="http://schemas.microsoft.com/office/2019/extlst" xmlns:r="http://schemas.openxmlformats.org/officeDocument/2006/relationships" xmlns:m="http://schemas.openxmlformats.org/officeDocument/2006/math" xmlns:v="urn:schemas-microsoft-com:vml" xmlns:wp14="http://schemas.microsoft.com/office/word/2010/wordprocessingDrawing" xmlns:wp="http://schemas.openxmlformats.org/drawingml/2006/wordprocessingDrawing" xmlns:w10="urn:schemas-microsoft-com:office:word" xmlns:w="http://schemas.openxmlformats.org/wordprocessingml/2006/main" xmlns:w14="http://schemas.microsoft.com/office/word/2010/wordml" xmlns:w15="http://schemas.microsoft.com/office/word/2012/wordml" xmlns:w16cex="http://schemas.microsoft.com/office/word/2018/wordml/cex" xmlns:w16cid="http://schemas.microsoft.com/office/word/2016/wordml/cid" xmlns:w16="http://schemas.microsoft.com/office/word/2018/wordml" xmlns:w16du="http://schemas.microsoft.com/office/word/2023/wordml/word16du" xmlns:w16sdtdh="http://schemas.microsoft.com/office/word/2020/wordml/sdtdatahash" xmlns:w16sdtfl="http://schemas.microsoft.com/office/word/2024/wordml/sdtformatlock" xmlns:w16se="http://schemas.microsoft.com/office/word/2015/wordml/symex" xmlns:wpg="http://schemas.microsoft.com/office/word/2010/wordprocessingGroup" xmlns:wpi="http://schemas.microsoft.com/office/word/2010/wordprocessingInk" xmlns:wne="http://schemas.microsoft.com/office/word/2006/wordml" xmlns:wps="http://schemas.microsoft.com/office/word/2010/wordprocessingShape" mc:Ignorable="w14 w15 w16se w16cid w16 w16cex w16sdtdh w16sdtfl w16du wp14">
+  <w:abstractNum w:abstractNumId="0" w15:restartNumberingAfterBreak="0">
+    <w:nsid w:val="5BD71293"/>
+    <w:multiLevelType w:val="hybridMultilevel"/>
+    <w:tmpl w:val="849E392E"/>
+    <w:lvl w:ilvl="0" w:tplc="0407000F">
+      <w:start w:val="1"/>
+      <w:numFmt w:val="decimal"/>
+      <w:lvlText w:val="%1."/>
+      <w:lvlJc w:val="left"/>
+      <w:pPr>
+        <w:ind w:left="720" w:hanging="360"/>
+      </w:pPr>
+      <w:rPr>
+        <w:rFonts w:hint="default"/>
+      </w:rPr>
+    </w:lvl>
+    <w:lvl w:ilvl="1" w:tplc="04070019">
+      <w:start w:val="1"/>
+      <w:numFmt w:val="lowerLetter"/>
+      <w:lvlText w:val="%2."/>
+      <w:lvlJc w:val="left"/>
+      <w:pPr>
+        <w:ind w:left="1440" w:hanging="360"/>
+      </w:pPr>
+    </w:lvl>
+    <w:lvl w:ilvl="2" w:tplc="0407001B" w:tentative="1">
+      <w:start w:val="1"/>
+      <w:numFmt w:val="lowerRoman"/>
+      <w:lvlText w:val="%3."/>
+      <w:lvlJc w:val="right"/>
+      <w:pPr>
+        <w:ind w:left="2160" w:hanging="180"/>
+      </w:pPr>
+    </w:lvl>
+    <w:lvl w:ilvl="3" w:tplc="0407000F" w:tentative="1">
+      <w:start w:val="1"/>
+      <w:numFmt w:val="decimal"/>
+      <w:lvlText w:val="%4."/>
+      <w:lvlJc w:val="left"/>
+      <w:pPr>
+        <w:ind w:left="2880" w:hanging="360"/>
+      </w:pPr>
+    </w:lvl>
+    <w:lvl w:ilvl="4" w:tplc="04070019" w:tentative="1">
+      <w:start w:val="1"/>
+      <w:numFmt w:val="lowerLetter"/>
+      <w:lvlText w:val="%5."/>
+      <w:lvlJc w:val="left"/>
+      <w:pPr>
+        <w:ind w:left="3600" w:hanging="360"/>
+      </w:pPr>
+    </w:lvl>
+    <w:lvl w:ilvl="5" w:tplc="0407001B" w:tentative="1">
+      <w:start w:val="1"/>
+      <w:numFmt w:val="lowerRoman"/>
+      <w:lvlText w:val="%6."/>
+      <w:lvlJc w:val="right"/>
+      <w:pPr>
+        <w:ind w:left="4320" w:hanging="180"/>
+      </w:pPr>
+    </w:lvl>
+    <w:lvl w:ilvl="6" w:tplc="0407000F" w:tentative="1">
+      <w:start w:val="1"/>
+      <w:numFmt w:val="decimal"/>
+      <w:lvlText w:val="%7."/>
+      <w:lvlJc w:val="left"/>
+      <w:pPr>
+        <w:ind w:left="5040" w:hanging="360"/>
+      </w:pPr>
+    </w:lvl>
+    <w:lvl w:ilvl="7" w:tplc="04070019" w:tentative="1">
+      <w:start w:val="1"/>
+      <w:numFmt w:val="lowerLetter"/>
+      <w:lvlText w:val="%8."/>
+      <w:lvlJc w:val="left"/>
+      <w:pPr>
+        <w:ind w:left="5760" w:hanging="360"/>
+      </w:pPr>
+    </w:lvl>
+    <w:lvl w:ilvl="8" w:tplc="0407001B" w:tentative="1">
+      <w:start w:val="1"/>
+      <w:numFmt w:val="lowerRoman"/>
+      <w:lvlText w:val="%9."/>
+      <w:lvlJc w:val="right"/>
+      <w:pPr>
+        <w:ind w:left="6480" w:hanging="180"/>
+      </w:pPr>
+    </w:lvl>
+  </w:abstractNum>
+  <w:abstractNum w:abstractNumId="1" w15:restartNumberingAfterBreak="0">
+    <w:nsid w:val="77C75845"/>
+    <w:multiLevelType w:val="hybridMultilevel"/>
+    <w:tmpl w:val="0D96A816"/>
+    <w:lvl w:ilvl="0" w:tplc="0407000F">
+      <w:start w:val="1"/>
+      <w:numFmt w:val="decimal"/>
+      <w:lvlText w:val="%1."/>
+      <w:lvlJc w:val="left"/>
+      <w:pPr>
+        <w:ind w:left="720" w:hanging="360"/>
+      </w:pPr>
+      <w:rPr>
+        <w:rFonts w:hint="default"/>
+      </w:rPr>
+    </w:lvl>
+    <w:lvl w:ilvl="1" w:tplc="04070019">
+      <w:start w:val="1"/>
+      <w:numFmt w:val="lowerLetter"/>
+      <w:lvlText w:val="%2."/>
+      <w:lvlJc w:val="left"/>
+      <w:pPr>
+        <w:ind w:left="1440" w:hanging="360"/>
+      </w:pPr>
+    </w:lvl>
+    <w:lvl w:ilvl="2" w:tplc="0407001B" w:tentative="1">
+      <w:start w:val="1"/>
+      <w:numFmt w:val="lowerRoman"/>
+      <w:lvlText w:val="%3."/>
+      <w:lvlJc w:val="right"/>
+      <w:pPr>
+        <w:ind w:left="2160" w:hanging="180"/>
+      </w:pPr>
+    </w:lvl>
+    <w:lvl w:ilvl="3" w:tplc="0407000F" w:tentative="1">
+      <w:start w:val="1"/>
+      <w:numFmt w:val="decimal"/>
+      <w:lvlText w:val="%4."/>
+      <w:lvlJc w:val="left"/>
+      <w:pPr>
+        <w:ind w:left="2880" w:hanging="360"/>
+      </w:pPr>
+    </w:lvl>
+    <w:lvl w:ilvl="4" w:tplc="04070019" w:tentative="1">
+      <w:start w:val="1"/>
+      <w:numFmt w:val="lowerLetter"/>
+      <w:lvlText w:val="%5."/>
+      <w:lvlJc w:val="left"/>
+      <w:pPr>
+        <w:ind w:left="3600" w:hanging="360"/>
+      </w:pPr>
+    </w:lvl>
+    <w:lvl w:ilvl="5" w:tplc="0407001B" w:tentative="1">
+      <w:start w:val="1"/>
+      <w:numFmt w:val="lowerRoman"/>
+      <w:lvlText w:val="%6."/>
+      <w:lvlJc w:val="right"/>
+      <w:pPr>
+        <w:ind w:left="4320" w:hanging="180"/>
+      </w:pPr>
+    </w:lvl>
+    <w:lvl w:ilvl="6" w:tplc="0407000F" w:tentative="1">
+      <w:start w:val="1"/>
+      <w:numFmt w:val="decimal"/>
+      <w:lvlText w:val="%7."/>
+      <w:lvlJc w:val="left"/>
+      <w:pPr>
+        <w:ind w:left="5040" w:hanging="360"/>
+      </w:pPr>
+    </w:lvl>
+    <w:lvl w:ilvl="7" w:tplc="04070019" w:tentative="1">
+      <w:start w:val="1"/>
+      <w:numFmt w:val="lowerLetter"/>
+      <w:lvlText w:val="%8."/>
+      <w:lvlJc w:val="left"/>
+      <w:pPr>
+        <w:ind w:left="5760" w:hanging="360"/>
+      </w:pPr>
+    </w:lvl>
+    <w:lvl w:ilvl="8" w:tplc="0407001B" w:tentative="1">
+      <w:start w:val="1"/>
+      <w:numFmt w:val="lowerRoman"/>
+      <w:lvlText w:val="%9."/>
+      <w:lvlJc w:val="right"/>
+      <w:pPr>
+        <w:ind w:left="6480" w:hanging="180"/>
+      </w:pPr>
+    </w:lvl>
+  </w:abstractNum>
+  <w:num w:numId="1" w16cid:durableId="965114167">
+    <w:abstractNumId w:val="1"/>
+  </w:num>
+  <w:num w:numId="2" w16cid:durableId="765271773">
+    <w:abstractNumId w:val="0"/>
+  </w:num>
+</w:numbering>
 </file>
 
 <file path=word/styles.xml><?xml version="1.0" encoding="utf-8"?>
@@ -1398,6 +1968,18 @@
       <w:shd w:val="clear" w:color="auto" w:fill="E1DFDD"/>
     </w:rPr>
   </w:style>
+  <w:style w:type="character" w:styleId="BesuchterLink">
+    <w:name w:val="FollowedHyperlink"/>
+    <w:basedOn w:val="Absatz-Standardschriftart"/>
+    <w:uiPriority w:val="99"/>
+    <w:semiHidden/>
+    <w:unhideWhenUsed/>
+    <w:rsid w:val="00DE236A"/>
+    <w:rPr>
+      <w:color w:val="96607D" w:themeColor="followedHyperlink"/>
+      <w:u w:val="single"/>
+    </w:rPr>
+  </w:style>
 </w:styles>
 </file>
 

--- a/documents/research log.docx
+++ b/documents/research log.docx
@@ -57,7 +57,63 @@
         <w:rPr>
           <w:lang w:val="en-GB"/>
         </w:rPr>
-        <w:t xml:space="preserve"> I think that the coordinate aware embeddings will be the best improvement but I will check wether the improvement then came only from this or for example dropout made it worse but dropout+coordinate aware embeddings still yield an improvement.</w:t>
+        <w:t xml:space="preserve"> I think that the coordinate aware embeddings will be the best </w:t>
+      </w:r>
+      <w:proofErr w:type="gramStart"/>
+      <w:r>
+        <w:rPr>
+          <w:lang w:val="en-GB"/>
+        </w:rPr>
+        <w:t>improvement</w:t>
+      </w:r>
+      <w:proofErr w:type="gramEnd"/>
+      <w:r>
+        <w:rPr>
+          <w:lang w:val="en-GB"/>
+        </w:rPr>
+        <w:t xml:space="preserve"> but I will check </w:t>
+      </w:r>
+      <w:proofErr w:type="spellStart"/>
+      <w:r>
+        <w:rPr>
+          <w:lang w:val="en-GB"/>
+        </w:rPr>
+        <w:t>wether</w:t>
+      </w:r>
+      <w:proofErr w:type="spellEnd"/>
+      <w:r>
+        <w:rPr>
+          <w:lang w:val="en-GB"/>
+        </w:rPr>
+        <w:t xml:space="preserve"> the improvement then came only from this or for example dropout made it </w:t>
+      </w:r>
+      <w:proofErr w:type="gramStart"/>
+      <w:r>
+        <w:rPr>
+          <w:lang w:val="en-GB"/>
+        </w:rPr>
+        <w:t>worse</w:t>
+      </w:r>
+      <w:proofErr w:type="gramEnd"/>
+      <w:r>
+        <w:rPr>
+          <w:lang w:val="en-GB"/>
+        </w:rPr>
+        <w:t xml:space="preserve"> but </w:t>
+      </w:r>
+      <w:proofErr w:type="spellStart"/>
+      <w:r>
+        <w:rPr>
+          <w:lang w:val="en-GB"/>
+        </w:rPr>
+        <w:t>dropout+coordinate</w:t>
+      </w:r>
+      <w:proofErr w:type="spellEnd"/>
+      <w:r>
+        <w:rPr>
+          <w:lang w:val="en-GB"/>
+        </w:rPr>
+        <w:t xml:space="preserve"> aware embeddings still yield an improvement.</w:t>
       </w:r>
     </w:p>
     <w:p>
@@ -115,7 +171,35 @@
         <w:rPr>
           <w:lang w:val="en-GB"/>
         </w:rPr>
-        <w:t>) it says that we should do this, and also in the original gpt implementation it said that we should add it in the mlp class not only in the block class (“</w:t>
+        <w:t xml:space="preserve">) it says that we should do this, and also in the original </w:t>
+      </w:r>
+      <w:proofErr w:type="spellStart"/>
+      <w:r>
+        <w:rPr>
+          <w:lang w:val="en-GB"/>
+        </w:rPr>
+        <w:t>gpt</w:t>
+      </w:r>
+      <w:proofErr w:type="spellEnd"/>
+      <w:r>
+        <w:rPr>
+          <w:lang w:val="en-GB"/>
+        </w:rPr>
+        <w:t xml:space="preserve"> implementation it said that we should add it in the </w:t>
+      </w:r>
+      <w:proofErr w:type="spellStart"/>
+      <w:r>
+        <w:rPr>
+          <w:lang w:val="en-GB"/>
+        </w:rPr>
+        <w:t>mlp</w:t>
+      </w:r>
+      <w:proofErr w:type="spellEnd"/>
+      <w:r>
+        <w:rPr>
+          <w:lang w:val="en-GB"/>
+        </w:rPr>
+        <w:t xml:space="preserve"> class not only in the block class (“</w:t>
       </w:r>
       <w:r>
         <w:rPr>
@@ -135,13 +219,31 @@
           <w:bCs/>
           <w:lang w:val="en-GB"/>
         </w:rPr>
-        <w:t>answer in the paper WHY this is important an an improvement over the original spike_gpt.py implementation.</w:t>
-      </w:r>
-    </w:p>
-    <w:p>
-      <w:pPr>
+        <w:t xml:space="preserve">answer in the paper WHY this is important an </w:t>
+      </w:r>
+      <w:proofErr w:type="spellStart"/>
+      <w:r>
         <w:rPr>
           <w:b/>
+          <w:bCs/>
+          <w:lang w:val="en-GB"/>
+        </w:rPr>
+        <w:t>an</w:t>
+      </w:r>
+      <w:proofErr w:type="spellEnd"/>
+      <w:r>
+        <w:rPr>
+          <w:b/>
+          <w:bCs/>
+          <w:lang w:val="en-GB"/>
+        </w:rPr>
+        <w:t xml:space="preserve"> improvement over the original spike_gpt.py implementation.</w:t>
+      </w:r>
+    </w:p>
+    <w:p>
+      <w:pPr>
+        <w:rPr>
+          <w:b/>
           <w:lang w:val="en-GB"/>
         </w:rPr>
       </w:pPr>
@@ -163,7 +265,23 @@
           <w:b/>
           <w:lang w:val="en-GB"/>
         </w:rPr>
-        <w:t xml:space="preserve"> Ye prolly.</w:t>
+        <w:t xml:space="preserve"> Ye </w:t>
+      </w:r>
+      <w:proofErr w:type="spellStart"/>
+      <w:r>
+        <w:rPr>
+          <w:b/>
+          <w:lang w:val="en-GB"/>
+        </w:rPr>
+        <w:t>prolly</w:t>
+      </w:r>
+      <w:proofErr w:type="spellEnd"/>
+      <w:r>
+        <w:rPr>
+          <w:b/>
+          <w:lang w:val="en-GB"/>
+        </w:rPr>
+        <w:t>.</w:t>
       </w:r>
     </w:p>
     <w:p>
@@ -196,7 +314,21 @@
         <w:rPr>
           <w:lang w:val="en-GB"/>
         </w:rPr>
-        <w:t>- Added Coordinate Aware embeddings and todos in excel</w:t>
+        <w:t xml:space="preserve">- Added Coordinate Aware embeddings and </w:t>
+      </w:r>
+      <w:proofErr w:type="spellStart"/>
+      <w:r>
+        <w:rPr>
+          <w:lang w:val="en-GB"/>
+        </w:rPr>
+        <w:t>todos</w:t>
+      </w:r>
+      <w:proofErr w:type="spellEnd"/>
+      <w:r>
+        <w:rPr>
+          <w:lang w:val="en-GB"/>
+        </w:rPr>
+        <w:t xml:space="preserve"> in excel</w:t>
       </w:r>
     </w:p>
     <w:p>
@@ -252,7 +384,15 @@
         </w:numPr>
       </w:pPr>
       <w:r>
-        <w:t>Zero-Shot / Low-Rank Generalization für neue Sessions (Abschnitt 5.3 &amp; 5.4)</w:t>
+        <w:t xml:space="preserve">Zero-Shot / Low-Rank </w:t>
+      </w:r>
+      <w:proofErr w:type="spellStart"/>
+      <w:r>
+        <w:t>Generalization</w:t>
+      </w:r>
+      <w:proofErr w:type="spellEnd"/>
+      <w:r>
+        <w:t xml:space="preserve"> für neue Sessions (Abschnitt 5.3 &amp; 5.4)</w:t>
       </w:r>
       <w:r>
         <w:t xml:space="preserve"> </w:t>
@@ -261,7 +401,39 @@
         <w:br/>
       </w:r>
       <w:r>
-        <w:t>Das TRIBE v2 Paper ist stolz darauf, dass es auf *völlig neue Probanden* generalisieren kann ("Unseen subject prediction" via Subject Dropout und Low-Rank Matrix Factorization).</w:t>
+        <w:t>Das TRIBE v2 Paper ist stolz darauf, dass es auf *völlig neue Probanden* generalisieren kann ("</w:t>
+      </w:r>
+      <w:proofErr w:type="spellStart"/>
+      <w:r>
+        <w:t>Unseen</w:t>
+      </w:r>
+      <w:proofErr w:type="spellEnd"/>
+      <w:r>
+        <w:t xml:space="preserve"> </w:t>
+      </w:r>
+      <w:proofErr w:type="spellStart"/>
+      <w:r>
+        <w:t>subject</w:t>
+      </w:r>
+      <w:proofErr w:type="spellEnd"/>
+      <w:r>
+        <w:t xml:space="preserve"> </w:t>
+      </w:r>
+      <w:proofErr w:type="spellStart"/>
+      <w:r>
+        <w:t>prediction</w:t>
+      </w:r>
+      <w:proofErr w:type="spellEnd"/>
+      <w:r>
+        <w:t xml:space="preserve">" via Subject Dropout und Low-Rank Matrix </w:t>
+      </w:r>
+      <w:proofErr w:type="spellStart"/>
+      <w:r>
+        <w:t>Factorization</w:t>
+      </w:r>
+      <w:proofErr w:type="spellEnd"/>
+      <w:r>
+        <w:t>).</w:t>
       </w:r>
     </w:p>
     <w:p>
@@ -273,7 +445,39 @@
         </w:numPr>
       </w:pPr>
       <w:r>
-        <w:t>**Problem in deinem Code:** Dein `LearnedSessionAdapter` (Zeile 331) lernt für jede Session im Dataset komplett neue Eingangs- und Ausgangsgewichte (`_unit_in`, `_unit_out`). Wenn du eine völlig neue Maus aus dem Allen Brain Dataset testen willst, versagt das Modell, weil es keine Gewichte dafür hat.</w:t>
+        <w:t xml:space="preserve">**Problem in deinem </w:t>
+      </w:r>
+      <w:proofErr w:type="gramStart"/>
+      <w:r>
+        <w:t>Code:*</w:t>
+      </w:r>
+      <w:proofErr w:type="gramEnd"/>
+      <w:r>
+        <w:t>* Dein `</w:t>
+      </w:r>
+      <w:proofErr w:type="spellStart"/>
+      <w:r>
+        <w:t>LearnedSessionAdapter</w:t>
+      </w:r>
+      <w:proofErr w:type="spellEnd"/>
+      <w:r>
+        <w:t>` (Zeile 331) lernt für jede Session im Dataset komplett neue Eingangs- und Ausgangsgewichte (`_</w:t>
+      </w:r>
+      <w:proofErr w:type="spellStart"/>
+      <w:r>
+        <w:t>unit_in</w:t>
+      </w:r>
+      <w:proofErr w:type="spellEnd"/>
+      <w:r>
+        <w:t>`, `_</w:t>
+      </w:r>
+      <w:proofErr w:type="spellStart"/>
+      <w:r>
+        <w:t>unit_out</w:t>
+      </w:r>
+      <w:proofErr w:type="spellEnd"/>
+      <w:r>
+        <w:t>`). Wenn du eine völlig neue Maus aus dem Allen Brain Dataset testen willst, versagt das Modell, weil es keine Gewichte dafür hat.</w:t>
       </w:r>
     </w:p>
     <w:p>
@@ -285,7 +489,31 @@
         </w:numPr>
       </w:pPr>
       <w:r>
-        <w:t>**Deine Verbesserung:** Implementiere genau den Trick aus dem Paper (Abschnitt 5.4)! Trainiere eine Matrix-Faktorisierung (SVD) für den Adapter oder nutze einen "Unseen Session Token" mit *Subject Dropout* (während des Trainings wird ab und zu die Session-spezifische Info maskiert, damit das Modell lernt, universelle Gehirnmuster zu erkennen). Das wäre ein **massives Upgrade** für deinen Code.</w:t>
+        <w:t xml:space="preserve">**Deine </w:t>
+      </w:r>
+      <w:proofErr w:type="gramStart"/>
+      <w:r>
+        <w:t>Verbesserung:*</w:t>
+      </w:r>
+      <w:proofErr w:type="gramEnd"/>
+      <w:r>
+        <w:t xml:space="preserve">* </w:t>
+      </w:r>
+      <w:proofErr w:type="gramStart"/>
+      <w:r>
+        <w:t>Implementiere</w:t>
+      </w:r>
+      <w:proofErr w:type="gramEnd"/>
+      <w:r>
+        <w:t xml:space="preserve"> genau den Trick aus dem Paper (Abschnitt 5.4)! Trainiere eine Matrix-Faktorisierung (SVD) für den Adapter oder nutze einen "</w:t>
+      </w:r>
+      <w:proofErr w:type="spellStart"/>
+      <w:r>
+        <w:t>Unseen</w:t>
+      </w:r>
+      <w:proofErr w:type="spellEnd"/>
+      <w:r>
+        <w:t xml:space="preserve"> Session Token" mit *Subject Dropout* (während des Trainings wird ab und zu die Session-spezifische Info maskiert, damit das Modell lernt, universelle Gehirnmuster zu erkennen). Das wäre ein **massives Upgrade** für deinen Code.</w:t>
       </w:r>
     </w:p>
     <w:p>
@@ -296,8 +524,13 @@
           <w:numId w:val="1"/>
         </w:numPr>
       </w:pPr>
-      <w:r>
-        <w:t>Modality Dropout (Abschnitt 5.3)</w:t>
+      <w:proofErr w:type="spellStart"/>
+      <w:r>
+        <w:t>Modality</w:t>
+      </w:r>
+      <w:proofErr w:type="spellEnd"/>
+      <w:r>
+        <w:t xml:space="preserve"> Dropout (Abschnitt 5.3)</w:t>
       </w:r>
       <w:r>
         <w:br/>
@@ -318,7 +551,31 @@
         <w:t>*</w:t>
       </w:r>
       <w:r>
-        <w:t>*Deine Verbesserung:** Dein Code hat "Masking" von Neuronen (Zeile 244: `_mask_two_bands`). Du könntest das Konzept aus dem Paper adaptieren, indem du systematisch ganze Hirnareale (z.B. den visuellen Kortex V1) maskierst, um zu testen, ob das Modell die Spikes dort aus den Spikes anderer Areale (z.B. LM oder AL) rekonstruieren kann.</w:t>
+        <w:t xml:space="preserve">*Deine </w:t>
+      </w:r>
+      <w:proofErr w:type="gramStart"/>
+      <w:r>
+        <w:t>Verbesserung:*</w:t>
+      </w:r>
+      <w:proofErr w:type="gramEnd"/>
+      <w:r>
+        <w:t>* Dein Code hat "</w:t>
+      </w:r>
+      <w:proofErr w:type="spellStart"/>
+      <w:r>
+        <w:t>Masking</w:t>
+      </w:r>
+      <w:proofErr w:type="spellEnd"/>
+      <w:r>
+        <w:t>" von Neuronen (Zeile 244: `_</w:t>
+      </w:r>
+      <w:proofErr w:type="spellStart"/>
+      <w:r>
+        <w:t>mask_two_bands</w:t>
+      </w:r>
+      <w:proofErr w:type="spellEnd"/>
+      <w:r>
+        <w:t>`). Du könntest das Konzept aus dem Paper adaptieren, indem du systematisch ganze Hirnareale (z.B. den visuellen Kortex V1) maskierst, um zu testen, ob das Modell die Spikes dort aus den Spikes anderer Areale (z.B. LM oder AL) rekonstruieren kann.</w:t>
       </w:r>
     </w:p>
     <w:p/>
@@ -342,7 +599,15 @@
         <w:br/>
       </w:r>
       <w:r>
-        <w:t>Das Paper wendet Independent Component Analysis (ICA) auf die letzte Schicht des Transformers an und zeigt, dass die KI von selbst bekannte Gehirnnetzwerke (wie das Default Mode Network) gelernt hat (Abbildung 6).</w:t>
+        <w:t xml:space="preserve">Das Paper wendet Independent </w:t>
+      </w:r>
+      <w:proofErr w:type="spellStart"/>
+      <w:r>
+        <w:t>Component</w:t>
+      </w:r>
+      <w:proofErr w:type="spellEnd"/>
+      <w:r>
+        <w:t xml:space="preserve"> Analysis (ICA) auf die letzte Schicht des Transformers an und zeigt, dass die KI von selbst bekannte Gehirnnetzwerke (wie das Default Mode Network) gelernt hat (Abbildung 6).</w:t>
       </w:r>
     </w:p>
     <w:p>
@@ -354,7 +619,47 @@
         </w:numPr>
       </w:pPr>
       <w:r>
-        <w:t xml:space="preserve">**Wie du das für deinen Code machst:** Nimm die Hidden States (`h`) deines Transformers. Wende PCA oder ICA aus `scikit-learn` darauf an. Plotte diese Komponenten gegen das Verhalten der Maus (z.B. die `running_speed` oder `pupil_area` aus dem Code). </w:t>
+        <w:t xml:space="preserve">**Wie du das für deinen Code </w:t>
+      </w:r>
+      <w:proofErr w:type="gramStart"/>
+      <w:r>
+        <w:t>machst:*</w:t>
+      </w:r>
+      <w:proofErr w:type="gramEnd"/>
+      <w:r>
+        <w:t xml:space="preserve">* </w:t>
+      </w:r>
+      <w:proofErr w:type="gramStart"/>
+      <w:r>
+        <w:t>Nimm</w:t>
+      </w:r>
+      <w:proofErr w:type="gramEnd"/>
+      <w:r>
+        <w:t xml:space="preserve"> die Hidden States (`h`) deines Transformers. Wende PCA oder ICA aus `</w:t>
+      </w:r>
+      <w:proofErr w:type="spellStart"/>
+      <w:r>
+        <w:t>scikit-learn</w:t>
+      </w:r>
+      <w:proofErr w:type="spellEnd"/>
+      <w:r>
+        <w:t>` darauf an. Plotte diese Komponenten gegen das Verhalten der Maus (z.B. die `</w:t>
+      </w:r>
+      <w:proofErr w:type="spellStart"/>
+      <w:r>
+        <w:t>running_speed</w:t>
+      </w:r>
+      <w:proofErr w:type="spellEnd"/>
+      <w:r>
+        <w:t>` oder `</w:t>
+      </w:r>
+      <w:proofErr w:type="spellStart"/>
+      <w:r>
+        <w:t>pupil_area</w:t>
+      </w:r>
+      <w:proofErr w:type="spellEnd"/>
+      <w:r>
+        <w:t xml:space="preserve">` aus dem Code). </w:t>
       </w:r>
     </w:p>
     <w:p>
@@ -369,7 +674,23 @@
         <w:t>**</w:t>
       </w:r>
       <w:r>
-        <w:t>Die These:** Du zeigst damit, dass der Transformer intern eine abstrakte, interpretierbare Repräsentation des Gehirnzustands bildet, auch wenn er nur auf rohe Nullen und Einsen (Spikes) trainiert wurde.</w:t>
+        <w:t xml:space="preserve">Die </w:t>
+      </w:r>
+      <w:proofErr w:type="gramStart"/>
+      <w:r>
+        <w:t>These:*</w:t>
+      </w:r>
+      <w:proofErr w:type="gramEnd"/>
+      <w:r>
+        <w:t xml:space="preserve">* Du zeigst damit, dass der Transformer intern eine abstrakte, interpretierbare Repräsentation des Gehirnzustands bildet, auch wenn er nur </w:t>
+      </w:r>
+      <w:proofErr w:type="gramStart"/>
+      <w:r>
+        <w:t>auf rohe Nullen</w:t>
+      </w:r>
+      <w:proofErr w:type="gramEnd"/>
+      <w:r>
+        <w:t xml:space="preserve"> und Einsen (Spikes) trainiert wurde.</w:t>
       </w:r>
     </w:p>
     <w:p>
@@ -384,7 +705,35 @@
         <w:rPr>
           <w:lang w:val="en-GB"/>
         </w:rPr>
-        <w:t xml:space="preserve">Transfer-Learning auf neue Tiere ("Generalization to new subjects", Abschn. </w:t>
+        <w:t xml:space="preserve">Transfer-Learning auf </w:t>
+      </w:r>
+      <w:proofErr w:type="spellStart"/>
+      <w:r>
+        <w:rPr>
+          <w:lang w:val="en-GB"/>
+        </w:rPr>
+        <w:t>neue</w:t>
+      </w:r>
+      <w:proofErr w:type="spellEnd"/>
+      <w:r>
+        <w:rPr>
+          <w:lang w:val="en-GB"/>
+        </w:rPr>
+        <w:t xml:space="preserve"> Tiere ("Generalization to new subjects", </w:t>
+      </w:r>
+      <w:proofErr w:type="spellStart"/>
+      <w:r>
+        <w:rPr>
+          <w:lang w:val="en-GB"/>
+        </w:rPr>
+        <w:t>Abschn</w:t>
+      </w:r>
+      <w:proofErr w:type="spellEnd"/>
+      <w:r>
+        <w:rPr>
+          <w:lang w:val="en-GB"/>
+        </w:rPr>
+        <w:t xml:space="preserve">. </w:t>
       </w:r>
       <w:r>
         <w:rPr>
@@ -399,7 +748,15 @@
         <w:br/>
       </w:r>
       <w:r>
-        <w:t>Im Paper wird das Modell auf neuen Probanden getestet, indem es mit extrem wenig Daten (1 Stunde fMRI) nach-trainiert wird (Fine-Tuning).</w:t>
+        <w:t xml:space="preserve">Im Paper wird das Modell auf neuen Probanden getestet, indem es mit </w:t>
+      </w:r>
+      <w:proofErr w:type="gramStart"/>
+      <w:r>
+        <w:t>extrem wenig</w:t>
+      </w:r>
+      <w:proofErr w:type="gramEnd"/>
+      <w:r>
+        <w:t xml:space="preserve"> Daten (1 Stunde fMRI) nach-trainiert wird (Fine-Tuning).</w:t>
       </w:r>
     </w:p>
     <w:p>
@@ -411,7 +768,31 @@
         </w:numPr>
       </w:pPr>
       <w:r>
-        <w:t xml:space="preserve">**Wie du das für deinen Code machst:** Aktuell wertet dein Code die Validierung aus, indem er einfach die letzten 2 Minuten *derselben* Trainings-Sessions nimmt (Zeile 210). Für deine Arbeit könntest du den Transformer auf 15 Mäusen trainieren und einfrieren. Dann nimmst du eine 16. (ungesehene) Maus. Du trainierst *nur* den `LearnedSessionAdapter` (die Input/Output-Gewichte) für wenige Epochen (z.B. auf nur 1 Minute Daten dieser neuen Maus). </w:t>
+        <w:t xml:space="preserve">**Wie du das für deinen Code </w:t>
+      </w:r>
+      <w:proofErr w:type="gramStart"/>
+      <w:r>
+        <w:t>machst:*</w:t>
+      </w:r>
+      <w:proofErr w:type="gramEnd"/>
+      <w:r>
+        <w:t>* Aktuell wertet dein Code die Validierung aus, indem er einfach die letzten 2 Minuten *derselben* Trainings-Sessions nimmt (Zeile 210). Für deine Arbeit könntest du den Transformer auf 15 Mäusen trainieren und einfrieren. Dann nimmst du eine 16. (ungesehene) Maus. Du trainierst *nur* den `</w:t>
+      </w:r>
+      <w:proofErr w:type="spellStart"/>
+      <w:r>
+        <w:t>LearnedSessionAdapter</w:t>
+      </w:r>
+      <w:proofErr w:type="spellEnd"/>
+      <w:r>
+        <w:t>` (</w:t>
+      </w:r>
+      <w:proofErr w:type="gramStart"/>
+      <w:r>
+        <w:t>die Input</w:t>
+      </w:r>
+      <w:proofErr w:type="gramEnd"/>
+      <w:r>
+        <w:t xml:space="preserve">/Output-Gewichte) für wenige Epochen (z.B. auf nur 1 Minute Daten dieser neuen Maus). </w:t>
       </w:r>
     </w:p>
     <w:p>
@@ -426,7 +807,15 @@
         <w:t>**</w:t>
       </w:r>
       <w:r>
-        <w:t>Die These:** Zeige, dass der vortrainierte Transformer es ermöglicht, die Gehirnaktivität einer neuen Maus viel schneller und mit viel weniger Daten zu lernen, als wenn man ein Modell von Grund auf neu trainiert ("Few-Shot Transfer").</w:t>
+        <w:t xml:space="preserve">Die </w:t>
+      </w:r>
+      <w:proofErr w:type="gramStart"/>
+      <w:r>
+        <w:t>These:*</w:t>
+      </w:r>
+      <w:proofErr w:type="gramEnd"/>
+      <w:r>
+        <w:t>* Zeige, dass der vortrainierte Transformer es ermöglicht, die Gehirnaktivität einer neuen Maus viel schneller und mit viel weniger Daten zu lernen, als wenn man ein Modell von Grund auf neu trainiert ("Few-Shot Transfer").</w:t>
       </w:r>
     </w:p>
     <w:p/>
@@ -506,6 +895,7 @@
         </w:rPr>
         <w:t xml:space="preserve">. My goal is to implement a transformer network from scratch, heavily inspired by your existing </w:t>
       </w:r>
+      <w:proofErr w:type="spellStart"/>
       <w:r>
         <w:rPr>
           <w:lang w:val="en-US"/>
@@ -524,6 +914,7 @@
         </w:rPr>
         <w:t>_gpt</w:t>
       </w:r>
+      <w:proofErr w:type="spellEnd"/>
       <w:r>
         <w:rPr>
           <w:lang w:val="en-US"/>
@@ -704,7 +1095,21 @@
         <w:rPr>
           <w:lang w:val="en-US"/>
         </w:rPr>
-        <w:t>Maybe you can quickly respond to improvements (1-3) and evaluations (A,B) and tell me feasibility</w:t>
+        <w:t>Maybe you can quickly respond to improvements (1-3) and evaluations (</w:t>
+      </w:r>
+      <w:proofErr w:type="gramStart"/>
+      <w:r>
+        <w:rPr>
+          <w:lang w:val="en-US"/>
+        </w:rPr>
+        <w:t>A,B</w:t>
+      </w:r>
+      <w:proofErr w:type="gramEnd"/>
+      <w:r>
+        <w:rPr>
+          <w:lang w:val="en-US"/>
+        </w:rPr>
+        <w:t>) and tell me feasibility</w:t>
       </w:r>
       <w:r>
         <w:rPr>
@@ -778,11 +1183,6 @@
       </w:pPr>
     </w:p>
     <w:p>
-      <w:pPr>
-        <w:rPr>
-          <w:lang w:val="en-US"/>
-        </w:rPr>
-      </w:pPr>
       <w:r>
         <w:rPr>
           <w:lang w:val="en-US"/>
@@ -810,6 +1210,129 @@
           <w:t>https://ai.meta.com/blog/tribe-v2-brain-predictive-foundation-model/</w:t>
         </w:r>
       </w:hyperlink>
+    </w:p>
+    <w:p/>
+    <w:p/>
+    <w:p>
+      <w:pPr>
+        <w:rPr>
+          <w:lang w:val="en-US"/>
+        </w:rPr>
+      </w:pPr>
+      <w:r>
+        <w:rPr>
+          <w:lang w:val="en-US"/>
+        </w:rPr>
+        <w:t>02.04.2026</w:t>
+      </w:r>
+    </w:p>
+    <w:p>
+      <w:pPr>
+        <w:pStyle w:val="Listenabsatz"/>
+        <w:numPr>
+          <w:ilvl w:val="0"/>
+          <w:numId w:val="3"/>
+        </w:numPr>
+        <w:rPr>
+          <w:lang w:val="en-US"/>
+        </w:rPr>
+      </w:pPr>
+      <w:r>
+        <w:rPr>
+          <w:lang w:val="en-US"/>
+        </w:rPr>
+        <w:t xml:space="preserve">The </w:t>
+      </w:r>
+      <w:proofErr w:type="spellStart"/>
+      <w:r>
+        <w:rPr>
+          <w:lang w:val="en-US"/>
+        </w:rPr>
+        <w:t>LearnedSessionAdapter</w:t>
+      </w:r>
+      <w:proofErr w:type="spellEnd"/>
+      <w:r>
+        <w:rPr>
+          <w:lang w:val="en-US"/>
+        </w:rPr>
+        <w:t xml:space="preserve"> class is </w:t>
+      </w:r>
+      <w:proofErr w:type="gramStart"/>
+      <w:r>
+        <w:rPr>
+          <w:lang w:val="en-US"/>
+        </w:rPr>
+        <w:t>really helpful</w:t>
+      </w:r>
+      <w:proofErr w:type="gramEnd"/>
+      <w:r>
+        <w:rPr>
+          <w:lang w:val="en-US"/>
+        </w:rPr>
+        <w:t xml:space="preserve"> since you don’t have to retrain the whole transformer </w:t>
+      </w:r>
+      <w:proofErr w:type="spellStart"/>
+      <w:proofErr w:type="gramStart"/>
+      <w:r>
+        <w:rPr>
+          <w:lang w:val="en-US"/>
+        </w:rPr>
+        <w:t>everytime</w:t>
+      </w:r>
+      <w:proofErr w:type="spellEnd"/>
+      <w:proofErr w:type="gramEnd"/>
+      <w:r>
+        <w:rPr>
+          <w:lang w:val="en-US"/>
+        </w:rPr>
+        <w:t xml:space="preserve"> you train it on a new brain with different </w:t>
+      </w:r>
+      <w:proofErr w:type="gramStart"/>
+      <w:r>
+        <w:rPr>
+          <w:lang w:val="en-US"/>
+        </w:rPr>
+        <w:t># of neural</w:t>
+      </w:r>
+      <w:proofErr w:type="gramEnd"/>
+      <w:r>
+        <w:rPr>
+          <w:lang w:val="en-US"/>
+        </w:rPr>
+        <w:t xml:space="preserve"> data.</w:t>
+      </w:r>
+    </w:p>
+    <w:p>
+      <w:pPr>
+        <w:pStyle w:val="Listenabsatz"/>
+        <w:numPr>
+          <w:ilvl w:val="0"/>
+          <w:numId w:val="3"/>
+        </w:numPr>
+        <w:rPr>
+          <w:lang w:val="en-US"/>
+        </w:rPr>
+      </w:pPr>
+      <w:r>
+        <w:rPr>
+          <w:lang w:val="en-US"/>
+        </w:rPr>
+        <w:t xml:space="preserve">I probably need to change way </w:t>
+      </w:r>
+      <w:proofErr w:type="gramStart"/>
+      <w:r>
+        <w:rPr>
+          <w:lang w:val="en-US"/>
+        </w:rPr>
+        <w:t>less  than</w:t>
+      </w:r>
+      <w:proofErr w:type="gramEnd"/>
+      <w:r>
+        <w:rPr>
+          <w:lang w:val="en-US"/>
+        </w:rPr>
+        <w:t xml:space="preserve"> anticipated since most of the code is Task specific anyways.</w:t>
+      </w:r>
     </w:p>
     <w:sectPr>
       <w:pgSz w:w="11906" w:h="16838"/>
@@ -824,6 +1347,119 @@
 <file path=word/numbering.xml><?xml version="1.0" encoding="utf-8"?>
 <w:numbering xmlns:wpc="http://schemas.microsoft.com/office/word/2010/wordprocessingCanvas" xmlns:cx="http://schemas.microsoft.com/office/drawing/2014/chartex" xmlns:cx1="http://schemas.microsoft.com/office/drawing/2015/9/8/chartex" xmlns:cx2="http://schemas.microsoft.com/office/drawing/2015/10/21/chartex" xmlns:cx3="http://schemas.microsoft.com/office/drawing/2016/5/9/chartex" xmlns:cx4="http://schemas.microsoft.com/office/drawing/2016/5/10/chartex" xmlns:cx5="http://schemas.microsoft.com/office/drawing/2016/5/11/chartex" xmlns:cx6="http://schemas.microsoft.com/office/drawing/2016/5/12/chartex" xmlns:cx7="http://schemas.microsoft.com/office/drawing/2016/5/13/chartex" xmlns:cx8="http://schemas.microsoft.com/office/drawing/2016/5/14/chartex" xmlns:mc="http://schemas.openxmlformats.org/markup-compatibility/2006" xmlns:aink="http://schemas.microsoft.com/office/drawing/2016/ink" xmlns:am3d="http://schemas.microsoft.com/office/drawing/2017/model3d" xmlns:o="urn:schemas-microsoft-com:office:office" xmlns:oel="http://schemas.microsoft.com/office/2019/extlst" xmlns:r="http://schemas.openxmlformats.org/officeDocument/2006/relationships" xmlns:m="http://schemas.openxmlformats.org/officeDocument/2006/math" xmlns:v="urn:schemas-microsoft-com:vml" xmlns:wp14="http://schemas.microsoft.com/office/word/2010/wordprocessingDrawing" xmlns:wp="http://schemas.openxmlformats.org/drawingml/2006/wordprocessingDrawing" xmlns:w10="urn:schemas-microsoft-com:office:word" xmlns:w="http://schemas.openxmlformats.org/wordprocessingml/2006/main" xmlns:w14="http://schemas.microsoft.com/office/word/2010/wordml" xmlns:w15="http://schemas.microsoft.com/office/word/2012/wordml" xmlns:w16cex="http://schemas.microsoft.com/office/word/2018/wordml/cex" xmlns:w16cid="http://schemas.microsoft.com/office/word/2016/wordml/cid" xmlns:w16="http://schemas.microsoft.com/office/word/2018/wordml" xmlns:w16du="http://schemas.microsoft.com/office/word/2023/wordml/word16du" xmlns:w16sdtdh="http://schemas.microsoft.com/office/word/2020/wordml/sdtdatahash" xmlns:w16sdtfl="http://schemas.microsoft.com/office/word/2024/wordml/sdtformatlock" xmlns:w16se="http://schemas.microsoft.com/office/word/2015/wordml/symex" xmlns:wpg="http://schemas.microsoft.com/office/word/2010/wordprocessingGroup" xmlns:wpi="http://schemas.microsoft.com/office/word/2010/wordprocessingInk" xmlns:wne="http://schemas.microsoft.com/office/word/2006/wordml" xmlns:wps="http://schemas.microsoft.com/office/word/2010/wordprocessingShape" mc:Ignorable="w14 w15 w16se w16cid w16 w16cex w16sdtdh w16sdtfl w16du wp14">
   <w:abstractNum w:abstractNumId="0" w15:restartNumberingAfterBreak="0">
+    <w:nsid w:val="12CD6D14"/>
+    <w:multiLevelType w:val="hybridMultilevel"/>
+    <w:tmpl w:val="F1B8E19C"/>
+    <w:lvl w:ilvl="0" w:tplc="04070001">
+      <w:start w:val="1"/>
+      <w:numFmt w:val="bullet"/>
+      <w:lvlText w:val=""/>
+      <w:lvlJc w:val="left"/>
+      <w:pPr>
+        <w:ind w:left="720" w:hanging="360"/>
+      </w:pPr>
+      <w:rPr>
+        <w:rFonts w:ascii="Symbol" w:hAnsi="Symbol" w:hint="default"/>
+      </w:rPr>
+    </w:lvl>
+    <w:lvl w:ilvl="1" w:tplc="04070003" w:tentative="1">
+      <w:start w:val="1"/>
+      <w:numFmt w:val="bullet"/>
+      <w:lvlText w:val="o"/>
+      <w:lvlJc w:val="left"/>
+      <w:pPr>
+        <w:ind w:left="1440" w:hanging="360"/>
+      </w:pPr>
+      <w:rPr>
+        <w:rFonts w:ascii="Courier New" w:hAnsi="Courier New" w:cs="Courier New" w:hint="default"/>
+      </w:rPr>
+    </w:lvl>
+    <w:lvl w:ilvl="2" w:tplc="04070005" w:tentative="1">
+      <w:start w:val="1"/>
+      <w:numFmt w:val="bullet"/>
+      <w:lvlText w:val=""/>
+      <w:lvlJc w:val="left"/>
+      <w:pPr>
+        <w:ind w:left="2160" w:hanging="360"/>
+      </w:pPr>
+      <w:rPr>
+        <w:rFonts w:ascii="Wingdings" w:hAnsi="Wingdings" w:hint="default"/>
+      </w:rPr>
+    </w:lvl>
+    <w:lvl w:ilvl="3" w:tplc="04070001" w:tentative="1">
+      <w:start w:val="1"/>
+      <w:numFmt w:val="bullet"/>
+      <w:lvlText w:val=""/>
+      <w:lvlJc w:val="left"/>
+      <w:pPr>
+        <w:ind w:left="2880" w:hanging="360"/>
+      </w:pPr>
+      <w:rPr>
+        <w:rFonts w:ascii="Symbol" w:hAnsi="Symbol" w:hint="default"/>
+      </w:rPr>
+    </w:lvl>
+    <w:lvl w:ilvl="4" w:tplc="04070003" w:tentative="1">
+      <w:start w:val="1"/>
+      <w:numFmt w:val="bullet"/>
+      <w:lvlText w:val="o"/>
+      <w:lvlJc w:val="left"/>
+      <w:pPr>
+        <w:ind w:left="3600" w:hanging="360"/>
+      </w:pPr>
+      <w:rPr>
+        <w:rFonts w:ascii="Courier New" w:hAnsi="Courier New" w:cs="Courier New" w:hint="default"/>
+      </w:rPr>
+    </w:lvl>
+    <w:lvl w:ilvl="5" w:tplc="04070005" w:tentative="1">
+      <w:start w:val="1"/>
+      <w:numFmt w:val="bullet"/>
+      <w:lvlText w:val=""/>
+      <w:lvlJc w:val="left"/>
+      <w:pPr>
+        <w:ind w:left="4320" w:hanging="360"/>
+      </w:pPr>
+      <w:rPr>
+        <w:rFonts w:ascii="Wingdings" w:hAnsi="Wingdings" w:hint="default"/>
+      </w:rPr>
+    </w:lvl>
+    <w:lvl w:ilvl="6" w:tplc="04070001" w:tentative="1">
+      <w:start w:val="1"/>
+      <w:numFmt w:val="bullet"/>
+      <w:lvlText w:val=""/>
+      <w:lvlJc w:val="left"/>
+      <w:pPr>
+        <w:ind w:left="5040" w:hanging="360"/>
+      </w:pPr>
+      <w:rPr>
+        <w:rFonts w:ascii="Symbol" w:hAnsi="Symbol" w:hint="default"/>
+      </w:rPr>
+    </w:lvl>
+    <w:lvl w:ilvl="7" w:tplc="04070003" w:tentative="1">
+      <w:start w:val="1"/>
+      <w:numFmt w:val="bullet"/>
+      <w:lvlText w:val="o"/>
+      <w:lvlJc w:val="left"/>
+      <w:pPr>
+        <w:ind w:left="5760" w:hanging="360"/>
+      </w:pPr>
+      <w:rPr>
+        <w:rFonts w:ascii="Courier New" w:hAnsi="Courier New" w:cs="Courier New" w:hint="default"/>
+      </w:rPr>
+    </w:lvl>
+    <w:lvl w:ilvl="8" w:tplc="04070005" w:tentative="1">
+      <w:start w:val="1"/>
+      <w:numFmt w:val="bullet"/>
+      <w:lvlText w:val=""/>
+      <w:lvlJc w:val="left"/>
+      <w:pPr>
+        <w:ind w:left="6480" w:hanging="360"/>
+      </w:pPr>
+      <w:rPr>
+        <w:rFonts w:ascii="Wingdings" w:hAnsi="Wingdings" w:hint="default"/>
+      </w:rPr>
+    </w:lvl>
+  </w:abstractNum>
+  <w:abstractNum w:abstractNumId="1" w15:restartNumberingAfterBreak="0">
     <w:nsid w:val="5BD71293"/>
     <w:multiLevelType w:val="hybridMultilevel"/>
     <w:tmpl w:val="849E392E"/>
@@ -912,7 +1548,7 @@
       </w:pPr>
     </w:lvl>
   </w:abstractNum>
-  <w:abstractNum w:abstractNumId="1" w15:restartNumberingAfterBreak="0">
+  <w:abstractNum w:abstractNumId="2" w15:restartNumberingAfterBreak="0">
     <w:nsid w:val="77C75845"/>
     <w:multiLevelType w:val="hybridMultilevel"/>
     <w:tmpl w:val="0D96A816"/>
@@ -1002,9 +1638,12 @@
     </w:lvl>
   </w:abstractNum>
   <w:num w:numId="1" w16cid:durableId="965114167">
+    <w:abstractNumId w:val="2"/>
+  </w:num>
+  <w:num w:numId="2" w16cid:durableId="765271773">
     <w:abstractNumId w:val="1"/>
   </w:num>
-  <w:num w:numId="2" w16cid:durableId="765271773">
+  <w:num w:numId="3" w16cid:durableId="1696231785">
     <w:abstractNumId w:val="0"/>
   </w:num>
 </w:numbering>

--- a/documents/research log.docx
+++ b/documents/research log.docx
@@ -57,63 +57,7 @@
         <w:rPr>
           <w:lang w:val="en-GB"/>
         </w:rPr>
-        <w:t xml:space="preserve"> I think that the coordinate aware embeddings will be the best </w:t>
-      </w:r>
-      <w:proofErr w:type="gramStart"/>
-      <w:r>
-        <w:rPr>
-          <w:lang w:val="en-GB"/>
-        </w:rPr>
-        <w:t>improvement</w:t>
-      </w:r>
-      <w:proofErr w:type="gramEnd"/>
-      <w:r>
-        <w:rPr>
-          <w:lang w:val="en-GB"/>
-        </w:rPr>
-        <w:t xml:space="preserve"> but I will check </w:t>
-      </w:r>
-      <w:proofErr w:type="spellStart"/>
-      <w:r>
-        <w:rPr>
-          <w:lang w:val="en-GB"/>
-        </w:rPr>
-        <w:t>wether</w:t>
-      </w:r>
-      <w:proofErr w:type="spellEnd"/>
-      <w:r>
-        <w:rPr>
-          <w:lang w:val="en-GB"/>
-        </w:rPr>
-        <w:t xml:space="preserve"> the improvement then came only from this or for example dropout made it </w:t>
-      </w:r>
-      <w:proofErr w:type="gramStart"/>
-      <w:r>
-        <w:rPr>
-          <w:lang w:val="en-GB"/>
-        </w:rPr>
-        <w:t>worse</w:t>
-      </w:r>
-      <w:proofErr w:type="gramEnd"/>
-      <w:r>
-        <w:rPr>
-          <w:lang w:val="en-GB"/>
-        </w:rPr>
-        <w:t xml:space="preserve"> but </w:t>
-      </w:r>
-      <w:proofErr w:type="spellStart"/>
-      <w:r>
-        <w:rPr>
-          <w:lang w:val="en-GB"/>
-        </w:rPr>
-        <w:t>dropout+coordinate</w:t>
-      </w:r>
-      <w:proofErr w:type="spellEnd"/>
-      <w:r>
-        <w:rPr>
-          <w:lang w:val="en-GB"/>
-        </w:rPr>
-        <w:t xml:space="preserve"> aware embeddings still yield an improvement.</w:t>
+        <w:t xml:space="preserve"> I think that the coordinate aware embeddings will be the best improvement but I will check wether the improvement then came only from this or for example dropout made it worse but dropout+coordinate aware embeddings still yield an improvement.</w:t>
       </w:r>
     </w:p>
     <w:p>
@@ -171,35 +115,7 @@
         <w:rPr>
           <w:lang w:val="en-GB"/>
         </w:rPr>
-        <w:t xml:space="preserve">) it says that we should do this, and also in the original </w:t>
-      </w:r>
-      <w:proofErr w:type="spellStart"/>
-      <w:r>
-        <w:rPr>
-          <w:lang w:val="en-GB"/>
-        </w:rPr>
-        <w:t>gpt</w:t>
-      </w:r>
-      <w:proofErr w:type="spellEnd"/>
-      <w:r>
-        <w:rPr>
-          <w:lang w:val="en-GB"/>
-        </w:rPr>
-        <w:t xml:space="preserve"> implementation it said that we should add it in the </w:t>
-      </w:r>
-      <w:proofErr w:type="spellStart"/>
-      <w:r>
-        <w:rPr>
-          <w:lang w:val="en-GB"/>
-        </w:rPr>
-        <w:t>mlp</w:t>
-      </w:r>
-      <w:proofErr w:type="spellEnd"/>
-      <w:r>
-        <w:rPr>
-          <w:lang w:val="en-GB"/>
-        </w:rPr>
-        <w:t xml:space="preserve"> class not only in the block class (“</w:t>
+        <w:t>) it says that we should do this, and also in the original gpt implementation it said that we should add it in the mlp class not only in the block class (“</w:t>
       </w:r>
       <w:r>
         <w:rPr>
@@ -219,69 +135,35 @@
           <w:bCs/>
           <w:lang w:val="en-GB"/>
         </w:rPr>
-        <w:t xml:space="preserve">answer in the paper WHY this is important an </w:t>
-      </w:r>
-      <w:proofErr w:type="spellStart"/>
-      <w:r>
+        <w:t>answer in the paper WHY this is important an an improvement over the original spike_gpt.py implementation.</w:t>
+      </w:r>
+    </w:p>
+    <w:p>
+      <w:pPr>
         <w:rPr>
           <w:b/>
-          <w:bCs/>
-          <w:lang w:val="en-GB"/>
-        </w:rPr>
-        <w:t>an</w:t>
-      </w:r>
-      <w:proofErr w:type="spellEnd"/>
+          <w:lang w:val="en-GB"/>
+        </w:rPr>
+      </w:pPr>
+      <w:r>
+        <w:rPr>
+          <w:lang w:val="en-GB"/>
+        </w:rPr>
+        <w:t xml:space="preserve">- </w:t>
+      </w:r>
       <w:r>
         <w:rPr>
           <w:b/>
-          <w:bCs/>
-          <w:lang w:val="en-GB"/>
-        </w:rPr>
-        <w:t xml:space="preserve"> improvement over the original spike_gpt.py implementation.</w:t>
-      </w:r>
-    </w:p>
-    <w:p>
-      <w:pPr>
+          <w:lang w:val="en-GB"/>
+        </w:rPr>
+        <w:t>the question is: should I test the improvements independently?</w:t>
+      </w:r>
+      <w:r>
         <w:rPr>
           <w:b/>
           <w:lang w:val="en-GB"/>
         </w:rPr>
-      </w:pPr>
-      <w:r>
-        <w:rPr>
-          <w:lang w:val="en-GB"/>
-        </w:rPr>
-        <w:t xml:space="preserve">- </w:t>
-      </w:r>
-      <w:r>
-        <w:rPr>
-          <w:b/>
-          <w:lang w:val="en-GB"/>
-        </w:rPr>
-        <w:t>the question is: should I test the improvements independently?</w:t>
-      </w:r>
-      <w:r>
-        <w:rPr>
-          <w:b/>
-          <w:lang w:val="en-GB"/>
-        </w:rPr>
-        <w:t xml:space="preserve"> Ye </w:t>
-      </w:r>
-      <w:proofErr w:type="spellStart"/>
-      <w:r>
-        <w:rPr>
-          <w:b/>
-          <w:lang w:val="en-GB"/>
-        </w:rPr>
-        <w:t>prolly</w:t>
-      </w:r>
-      <w:proofErr w:type="spellEnd"/>
-      <w:r>
-        <w:rPr>
-          <w:b/>
-          <w:lang w:val="en-GB"/>
-        </w:rPr>
-        <w:t>.</w:t>
+        <w:t xml:space="preserve"> Ye prolly.</w:t>
       </w:r>
     </w:p>
     <w:p>
@@ -314,21 +196,7 @@
         <w:rPr>
           <w:lang w:val="en-GB"/>
         </w:rPr>
-        <w:t xml:space="preserve">- Added Coordinate Aware embeddings and </w:t>
-      </w:r>
-      <w:proofErr w:type="spellStart"/>
-      <w:r>
-        <w:rPr>
-          <w:lang w:val="en-GB"/>
-        </w:rPr>
-        <w:t>todos</w:t>
-      </w:r>
-      <w:proofErr w:type="spellEnd"/>
-      <w:r>
-        <w:rPr>
-          <w:lang w:val="en-GB"/>
-        </w:rPr>
-        <w:t xml:space="preserve"> in excel</w:t>
+        <w:t>- Added Coordinate Aware embeddings and todos in excel</w:t>
       </w:r>
     </w:p>
     <w:p>
@@ -384,15 +252,7 @@
         </w:numPr>
       </w:pPr>
       <w:r>
-        <w:t xml:space="preserve">Zero-Shot / Low-Rank </w:t>
-      </w:r>
-      <w:proofErr w:type="spellStart"/>
-      <w:r>
-        <w:t>Generalization</w:t>
-      </w:r>
-      <w:proofErr w:type="spellEnd"/>
-      <w:r>
-        <w:t xml:space="preserve"> für neue Sessions (Abschnitt 5.3 &amp; 5.4)</w:t>
+        <w:t>Zero-Shot / Low-Rank Generalization für neue Sessions (Abschnitt 5.3 &amp; 5.4)</w:t>
       </w:r>
       <w:r>
         <w:t xml:space="preserve"> </w:t>
@@ -401,39 +261,7 @@
         <w:br/>
       </w:r>
       <w:r>
-        <w:t>Das TRIBE v2 Paper ist stolz darauf, dass es auf *völlig neue Probanden* generalisieren kann ("</w:t>
-      </w:r>
-      <w:proofErr w:type="spellStart"/>
-      <w:r>
-        <w:t>Unseen</w:t>
-      </w:r>
-      <w:proofErr w:type="spellEnd"/>
-      <w:r>
-        <w:t xml:space="preserve"> </w:t>
-      </w:r>
-      <w:proofErr w:type="spellStart"/>
-      <w:r>
-        <w:t>subject</w:t>
-      </w:r>
-      <w:proofErr w:type="spellEnd"/>
-      <w:r>
-        <w:t xml:space="preserve"> </w:t>
-      </w:r>
-      <w:proofErr w:type="spellStart"/>
-      <w:r>
-        <w:t>prediction</w:t>
-      </w:r>
-      <w:proofErr w:type="spellEnd"/>
-      <w:r>
-        <w:t xml:space="preserve">" via Subject Dropout und Low-Rank Matrix </w:t>
-      </w:r>
-      <w:proofErr w:type="spellStart"/>
-      <w:r>
-        <w:t>Factorization</w:t>
-      </w:r>
-      <w:proofErr w:type="spellEnd"/>
-      <w:r>
-        <w:t>).</w:t>
+        <w:t>Das TRIBE v2 Paper ist stolz darauf, dass es auf *völlig neue Probanden* generalisieren kann ("Unseen subject prediction" via Subject Dropout und Low-Rank Matrix Factorization).</w:t>
       </w:r>
     </w:p>
     <w:p>
@@ -445,39 +273,7 @@
         </w:numPr>
       </w:pPr>
       <w:r>
-        <w:t xml:space="preserve">**Problem in deinem </w:t>
-      </w:r>
-      <w:proofErr w:type="gramStart"/>
-      <w:r>
-        <w:t>Code:*</w:t>
-      </w:r>
-      <w:proofErr w:type="gramEnd"/>
-      <w:r>
-        <w:t>* Dein `</w:t>
-      </w:r>
-      <w:proofErr w:type="spellStart"/>
-      <w:r>
-        <w:t>LearnedSessionAdapter</w:t>
-      </w:r>
-      <w:proofErr w:type="spellEnd"/>
-      <w:r>
-        <w:t>` (Zeile 331) lernt für jede Session im Dataset komplett neue Eingangs- und Ausgangsgewichte (`_</w:t>
-      </w:r>
-      <w:proofErr w:type="spellStart"/>
-      <w:r>
-        <w:t>unit_in</w:t>
-      </w:r>
-      <w:proofErr w:type="spellEnd"/>
-      <w:r>
-        <w:t>`, `_</w:t>
-      </w:r>
-      <w:proofErr w:type="spellStart"/>
-      <w:r>
-        <w:t>unit_out</w:t>
-      </w:r>
-      <w:proofErr w:type="spellEnd"/>
-      <w:r>
-        <w:t>`). Wenn du eine völlig neue Maus aus dem Allen Brain Dataset testen willst, versagt das Modell, weil es keine Gewichte dafür hat.</w:t>
+        <w:t>**Problem in deinem Code:** Dein `LearnedSessionAdapter` (Zeile 331) lernt für jede Session im Dataset komplett neue Eingangs- und Ausgangsgewichte (`_unit_in`, `_unit_out`). Wenn du eine völlig neue Maus aus dem Allen Brain Dataset testen willst, versagt das Modell, weil es keine Gewichte dafür hat.</w:t>
       </w:r>
     </w:p>
     <w:p>
@@ -489,31 +285,7 @@
         </w:numPr>
       </w:pPr>
       <w:r>
-        <w:t xml:space="preserve">**Deine </w:t>
-      </w:r>
-      <w:proofErr w:type="gramStart"/>
-      <w:r>
-        <w:t>Verbesserung:*</w:t>
-      </w:r>
-      <w:proofErr w:type="gramEnd"/>
-      <w:r>
-        <w:t xml:space="preserve">* </w:t>
-      </w:r>
-      <w:proofErr w:type="gramStart"/>
-      <w:r>
-        <w:t>Implementiere</w:t>
-      </w:r>
-      <w:proofErr w:type="gramEnd"/>
-      <w:r>
-        <w:t xml:space="preserve"> genau den Trick aus dem Paper (Abschnitt 5.4)! Trainiere eine Matrix-Faktorisierung (SVD) für den Adapter oder nutze einen "</w:t>
-      </w:r>
-      <w:proofErr w:type="spellStart"/>
-      <w:r>
-        <w:t>Unseen</w:t>
-      </w:r>
-      <w:proofErr w:type="spellEnd"/>
-      <w:r>
-        <w:t xml:space="preserve"> Session Token" mit *Subject Dropout* (während des Trainings wird ab und zu die Session-spezifische Info maskiert, damit das Modell lernt, universelle Gehirnmuster zu erkennen). Das wäre ein **massives Upgrade** für deinen Code.</w:t>
+        <w:t>**Deine Verbesserung:** Implementiere genau den Trick aus dem Paper (Abschnitt 5.4)! Trainiere eine Matrix-Faktorisierung (SVD) für den Adapter oder nutze einen "Unseen Session Token" mit *Subject Dropout* (während des Trainings wird ab und zu die Session-spezifische Info maskiert, damit das Modell lernt, universelle Gehirnmuster zu erkennen). Das wäre ein **massives Upgrade** für deinen Code.</w:t>
       </w:r>
     </w:p>
     <w:p>
@@ -524,13 +296,8 @@
           <w:numId w:val="1"/>
         </w:numPr>
       </w:pPr>
-      <w:proofErr w:type="spellStart"/>
-      <w:r>
-        <w:t>Modality</w:t>
-      </w:r>
-      <w:proofErr w:type="spellEnd"/>
-      <w:r>
-        <w:t xml:space="preserve"> Dropout (Abschnitt 5.3)</w:t>
+      <w:r>
+        <w:t>Modality Dropout (Abschnitt 5.3)</w:t>
       </w:r>
       <w:r>
         <w:br/>
@@ -551,31 +318,7 @@
         <w:t>*</w:t>
       </w:r>
       <w:r>
-        <w:t xml:space="preserve">*Deine </w:t>
-      </w:r>
-      <w:proofErr w:type="gramStart"/>
-      <w:r>
-        <w:t>Verbesserung:*</w:t>
-      </w:r>
-      <w:proofErr w:type="gramEnd"/>
-      <w:r>
-        <w:t>* Dein Code hat "</w:t>
-      </w:r>
-      <w:proofErr w:type="spellStart"/>
-      <w:r>
-        <w:t>Masking</w:t>
-      </w:r>
-      <w:proofErr w:type="spellEnd"/>
-      <w:r>
-        <w:t>" von Neuronen (Zeile 244: `_</w:t>
-      </w:r>
-      <w:proofErr w:type="spellStart"/>
-      <w:r>
-        <w:t>mask_two_bands</w:t>
-      </w:r>
-      <w:proofErr w:type="spellEnd"/>
-      <w:r>
-        <w:t>`). Du könntest das Konzept aus dem Paper adaptieren, indem du systematisch ganze Hirnareale (z.B. den visuellen Kortex V1) maskierst, um zu testen, ob das Modell die Spikes dort aus den Spikes anderer Areale (z.B. LM oder AL) rekonstruieren kann.</w:t>
+        <w:t>*Deine Verbesserung:** Dein Code hat "Masking" von Neuronen (Zeile 244: `_mask_two_bands`). Du könntest das Konzept aus dem Paper adaptieren, indem du systematisch ganze Hirnareale (z.B. den visuellen Kortex V1) maskierst, um zu testen, ob das Modell die Spikes dort aus den Spikes anderer Areale (z.B. LM oder AL) rekonstruieren kann.</w:t>
       </w:r>
     </w:p>
     <w:p/>
@@ -599,15 +342,7 @@
         <w:br/>
       </w:r>
       <w:r>
-        <w:t xml:space="preserve">Das Paper wendet Independent </w:t>
-      </w:r>
-      <w:proofErr w:type="spellStart"/>
-      <w:r>
-        <w:t>Component</w:t>
-      </w:r>
-      <w:proofErr w:type="spellEnd"/>
-      <w:r>
-        <w:t xml:space="preserve"> Analysis (ICA) auf die letzte Schicht des Transformers an und zeigt, dass die KI von selbst bekannte Gehirnnetzwerke (wie das Default Mode Network) gelernt hat (Abbildung 6).</w:t>
+        <w:t>Das Paper wendet Independent Component Analysis (ICA) auf die letzte Schicht des Transformers an und zeigt, dass die KI von selbst bekannte Gehirnnetzwerke (wie das Default Mode Network) gelernt hat (Abbildung 6).</w:t>
       </w:r>
     </w:p>
     <w:p>
@@ -619,47 +354,7 @@
         </w:numPr>
       </w:pPr>
       <w:r>
-        <w:t xml:space="preserve">**Wie du das für deinen Code </w:t>
-      </w:r>
-      <w:proofErr w:type="gramStart"/>
-      <w:r>
-        <w:t>machst:*</w:t>
-      </w:r>
-      <w:proofErr w:type="gramEnd"/>
-      <w:r>
-        <w:t xml:space="preserve">* </w:t>
-      </w:r>
-      <w:proofErr w:type="gramStart"/>
-      <w:r>
-        <w:t>Nimm</w:t>
-      </w:r>
-      <w:proofErr w:type="gramEnd"/>
-      <w:r>
-        <w:t xml:space="preserve"> die Hidden States (`h`) deines Transformers. Wende PCA oder ICA aus `</w:t>
-      </w:r>
-      <w:proofErr w:type="spellStart"/>
-      <w:r>
-        <w:t>scikit-learn</w:t>
-      </w:r>
-      <w:proofErr w:type="spellEnd"/>
-      <w:r>
-        <w:t>` darauf an. Plotte diese Komponenten gegen das Verhalten der Maus (z.B. die `</w:t>
-      </w:r>
-      <w:proofErr w:type="spellStart"/>
-      <w:r>
-        <w:t>running_speed</w:t>
-      </w:r>
-      <w:proofErr w:type="spellEnd"/>
-      <w:r>
-        <w:t>` oder `</w:t>
-      </w:r>
-      <w:proofErr w:type="spellStart"/>
-      <w:r>
-        <w:t>pupil_area</w:t>
-      </w:r>
-      <w:proofErr w:type="spellEnd"/>
-      <w:r>
-        <w:t xml:space="preserve">` aus dem Code). </w:t>
+        <w:t xml:space="preserve">**Wie du das für deinen Code machst:** Nimm die Hidden States (`h`) deines Transformers. Wende PCA oder ICA aus `scikit-learn` darauf an. Plotte diese Komponenten gegen das Verhalten der Maus (z.B. die `running_speed` oder `pupil_area` aus dem Code). </w:t>
       </w:r>
     </w:p>
     <w:p>
@@ -674,23 +369,7 @@
         <w:t>**</w:t>
       </w:r>
       <w:r>
-        <w:t xml:space="preserve">Die </w:t>
-      </w:r>
-      <w:proofErr w:type="gramStart"/>
-      <w:r>
-        <w:t>These:*</w:t>
-      </w:r>
-      <w:proofErr w:type="gramEnd"/>
-      <w:r>
-        <w:t xml:space="preserve">* Du zeigst damit, dass der Transformer intern eine abstrakte, interpretierbare Repräsentation des Gehirnzustands bildet, auch wenn er nur </w:t>
-      </w:r>
-      <w:proofErr w:type="gramStart"/>
-      <w:r>
-        <w:t>auf rohe Nullen</w:t>
-      </w:r>
-      <w:proofErr w:type="gramEnd"/>
-      <w:r>
-        <w:t xml:space="preserve"> und Einsen (Spikes) trainiert wurde.</w:t>
+        <w:t>Die These:** Du zeigst damit, dass der Transformer intern eine abstrakte, interpretierbare Repräsentation des Gehirnzustands bildet, auch wenn er nur auf rohe Nullen und Einsen (Spikes) trainiert wurde.</w:t>
       </w:r>
     </w:p>
     <w:p>
@@ -705,35 +384,7 @@
         <w:rPr>
           <w:lang w:val="en-GB"/>
         </w:rPr>
-        <w:t xml:space="preserve">Transfer-Learning auf </w:t>
-      </w:r>
-      <w:proofErr w:type="spellStart"/>
-      <w:r>
-        <w:rPr>
-          <w:lang w:val="en-GB"/>
-        </w:rPr>
-        <w:t>neue</w:t>
-      </w:r>
-      <w:proofErr w:type="spellEnd"/>
-      <w:r>
-        <w:rPr>
-          <w:lang w:val="en-GB"/>
-        </w:rPr>
-        <w:t xml:space="preserve"> Tiere ("Generalization to new subjects", </w:t>
-      </w:r>
-      <w:proofErr w:type="spellStart"/>
-      <w:r>
-        <w:rPr>
-          <w:lang w:val="en-GB"/>
-        </w:rPr>
-        <w:t>Abschn</w:t>
-      </w:r>
-      <w:proofErr w:type="spellEnd"/>
-      <w:r>
-        <w:rPr>
-          <w:lang w:val="en-GB"/>
-        </w:rPr>
-        <w:t xml:space="preserve">. </w:t>
+        <w:t xml:space="preserve">Transfer-Learning auf neue Tiere ("Generalization to new subjects", Abschn. </w:t>
       </w:r>
       <w:r>
         <w:rPr>
@@ -748,15 +399,7 @@
         <w:br/>
       </w:r>
       <w:r>
-        <w:t xml:space="preserve">Im Paper wird das Modell auf neuen Probanden getestet, indem es mit </w:t>
-      </w:r>
-      <w:proofErr w:type="gramStart"/>
-      <w:r>
-        <w:t>extrem wenig</w:t>
-      </w:r>
-      <w:proofErr w:type="gramEnd"/>
-      <w:r>
-        <w:t xml:space="preserve"> Daten (1 Stunde fMRI) nach-trainiert wird (Fine-Tuning).</w:t>
+        <w:t>Im Paper wird das Modell auf neuen Probanden getestet, indem es mit extrem wenig Daten (1 Stunde fMRI) nach-trainiert wird (Fine-Tuning).</w:t>
       </w:r>
     </w:p>
     <w:p>
@@ -768,31 +411,7 @@
         </w:numPr>
       </w:pPr>
       <w:r>
-        <w:t xml:space="preserve">**Wie du das für deinen Code </w:t>
-      </w:r>
-      <w:proofErr w:type="gramStart"/>
-      <w:r>
-        <w:t>machst:*</w:t>
-      </w:r>
-      <w:proofErr w:type="gramEnd"/>
-      <w:r>
-        <w:t>* Aktuell wertet dein Code die Validierung aus, indem er einfach die letzten 2 Minuten *derselben* Trainings-Sessions nimmt (Zeile 210). Für deine Arbeit könntest du den Transformer auf 15 Mäusen trainieren und einfrieren. Dann nimmst du eine 16. (ungesehene) Maus. Du trainierst *nur* den `</w:t>
-      </w:r>
-      <w:proofErr w:type="spellStart"/>
-      <w:r>
-        <w:t>LearnedSessionAdapter</w:t>
-      </w:r>
-      <w:proofErr w:type="spellEnd"/>
-      <w:r>
-        <w:t>` (</w:t>
-      </w:r>
-      <w:proofErr w:type="gramStart"/>
-      <w:r>
-        <w:t>die Input</w:t>
-      </w:r>
-      <w:proofErr w:type="gramEnd"/>
-      <w:r>
-        <w:t xml:space="preserve">/Output-Gewichte) für wenige Epochen (z.B. auf nur 1 Minute Daten dieser neuen Maus). </w:t>
+        <w:t xml:space="preserve">**Wie du das für deinen Code machst:** Aktuell wertet dein Code die Validierung aus, indem er einfach die letzten 2 Minuten *derselben* Trainings-Sessions nimmt (Zeile 210). Für deine Arbeit könntest du den Transformer auf 15 Mäusen trainieren und einfrieren. Dann nimmst du eine 16. (ungesehene) Maus. Du trainierst *nur* den `LearnedSessionAdapter` (die Input/Output-Gewichte) für wenige Epochen (z.B. auf nur 1 Minute Daten dieser neuen Maus). </w:t>
       </w:r>
     </w:p>
     <w:p>
@@ -807,15 +426,7 @@
         <w:t>**</w:t>
       </w:r>
       <w:r>
-        <w:t xml:space="preserve">Die </w:t>
-      </w:r>
-      <w:proofErr w:type="gramStart"/>
-      <w:r>
-        <w:t>These:*</w:t>
-      </w:r>
-      <w:proofErr w:type="gramEnd"/>
-      <w:r>
-        <w:t>* Zeige, dass der vortrainierte Transformer es ermöglicht, die Gehirnaktivität einer neuen Maus viel schneller und mit viel weniger Daten zu lernen, als wenn man ein Modell von Grund auf neu trainiert ("Few-Shot Transfer").</w:t>
+        <w:t>Die These:** Zeige, dass der vortrainierte Transformer es ermöglicht, die Gehirnaktivität einer neuen Maus viel schneller und mit viel weniger Daten zu lernen, als wenn man ein Modell von Grund auf neu trainiert ("Few-Shot Transfer").</w:t>
       </w:r>
     </w:p>
     <w:p/>
@@ -895,7 +506,6 @@
         </w:rPr>
         <w:t xml:space="preserve">. My goal is to implement a transformer network from scratch, heavily inspired by your existing </w:t>
       </w:r>
-      <w:proofErr w:type="spellStart"/>
       <w:r>
         <w:rPr>
           <w:lang w:val="en-US"/>
@@ -914,7 +524,6 @@
         </w:rPr>
         <w:t>_gpt</w:t>
       </w:r>
-      <w:proofErr w:type="spellEnd"/>
       <w:r>
         <w:rPr>
           <w:lang w:val="en-US"/>
@@ -1095,21 +704,7 @@
         <w:rPr>
           <w:lang w:val="en-US"/>
         </w:rPr>
-        <w:t>Maybe you can quickly respond to improvements (1-3) and evaluations (</w:t>
-      </w:r>
-      <w:proofErr w:type="gramStart"/>
-      <w:r>
-        <w:rPr>
-          <w:lang w:val="en-US"/>
-        </w:rPr>
-        <w:t>A,B</w:t>
-      </w:r>
-      <w:proofErr w:type="gramEnd"/>
-      <w:r>
-        <w:rPr>
-          <w:lang w:val="en-US"/>
-        </w:rPr>
-        <w:t>) and tell me feasibility</w:t>
+        <w:t>Maybe you can quickly respond to improvements (1-3) and evaluations (A,B) and tell me feasibility</w:t>
       </w:r>
       <w:r>
         <w:rPr>
@@ -1183,6 +778,11 @@
       </w:pPr>
     </w:p>
     <w:p>
+      <w:pPr>
+        <w:rPr>
+          <w:lang w:val="en-US"/>
+        </w:rPr>
+      </w:pPr>
       <w:r>
         <w:rPr>
           <w:lang w:val="en-US"/>
@@ -1211,8 +811,20 @@
         </w:r>
       </w:hyperlink>
     </w:p>
-    <w:p/>
-    <w:p/>
+    <w:p>
+      <w:pPr>
+        <w:rPr>
+          <w:lang w:val="en-US"/>
+        </w:rPr>
+      </w:pPr>
+    </w:p>
+    <w:p>
+      <w:pPr>
+        <w:rPr>
+          <w:lang w:val="en-US"/>
+        </w:rPr>
+      </w:pPr>
+    </w:p>
     <w:p>
       <w:pPr>
         <w:rPr>
@@ -1241,65 +853,7 @@
         <w:rPr>
           <w:lang w:val="en-US"/>
         </w:rPr>
-        <w:t xml:space="preserve">The </w:t>
-      </w:r>
-      <w:proofErr w:type="spellStart"/>
-      <w:r>
-        <w:rPr>
-          <w:lang w:val="en-US"/>
-        </w:rPr>
-        <w:t>LearnedSessionAdapter</w:t>
-      </w:r>
-      <w:proofErr w:type="spellEnd"/>
-      <w:r>
-        <w:rPr>
-          <w:lang w:val="en-US"/>
-        </w:rPr>
-        <w:t xml:space="preserve"> class is </w:t>
-      </w:r>
-      <w:proofErr w:type="gramStart"/>
-      <w:r>
-        <w:rPr>
-          <w:lang w:val="en-US"/>
-        </w:rPr>
-        <w:t>really helpful</w:t>
-      </w:r>
-      <w:proofErr w:type="gramEnd"/>
-      <w:r>
-        <w:rPr>
-          <w:lang w:val="en-US"/>
-        </w:rPr>
-        <w:t xml:space="preserve"> since you don’t have to retrain the whole transformer </w:t>
-      </w:r>
-      <w:proofErr w:type="spellStart"/>
-      <w:proofErr w:type="gramStart"/>
-      <w:r>
-        <w:rPr>
-          <w:lang w:val="en-US"/>
-        </w:rPr>
-        <w:t>everytime</w:t>
-      </w:r>
-      <w:proofErr w:type="spellEnd"/>
-      <w:proofErr w:type="gramEnd"/>
-      <w:r>
-        <w:rPr>
-          <w:lang w:val="en-US"/>
-        </w:rPr>
-        <w:t xml:space="preserve"> you train it on a new brain with different </w:t>
-      </w:r>
-      <w:proofErr w:type="gramStart"/>
-      <w:r>
-        <w:rPr>
-          <w:lang w:val="en-US"/>
-        </w:rPr>
-        <w:t># of neural</w:t>
-      </w:r>
-      <w:proofErr w:type="gramEnd"/>
-      <w:r>
-        <w:rPr>
-          <w:lang w:val="en-US"/>
-        </w:rPr>
-        <w:t xml:space="preserve"> data.</w:t>
+        <w:t>The LearnedSessionAdapter class is really helpful since you don’t have to retrain the whole transformer everytime you train it on a new brain with different # of neural data.</w:t>
       </w:r>
     </w:p>
     <w:p>
@@ -1317,21 +871,59 @@
         <w:rPr>
           <w:lang w:val="en-US"/>
         </w:rPr>
-        <w:t xml:space="preserve">I probably need to change way </w:t>
-      </w:r>
-      <w:proofErr w:type="gramStart"/>
-      <w:r>
-        <w:rPr>
-          <w:lang w:val="en-US"/>
-        </w:rPr>
-        <w:t>less  than</w:t>
-      </w:r>
-      <w:proofErr w:type="gramEnd"/>
-      <w:r>
-        <w:rPr>
-          <w:lang w:val="en-US"/>
-        </w:rPr>
-        <w:t xml:space="preserve"> anticipated since most of the code is Task specific anyways.</w:t>
+        <w:t>I probably need to change way less  than anticipated since most of the code is Task specific anyways.</w:t>
+      </w:r>
+    </w:p>
+    <w:p>
+      <w:pPr>
+        <w:rPr>
+          <w:lang w:val="en-US"/>
+        </w:rPr>
+      </w:pPr>
+    </w:p>
+    <w:p>
+      <w:pPr>
+        <w:rPr>
+          <w:lang w:val="en-US"/>
+        </w:rPr>
+      </w:pPr>
+    </w:p>
+    <w:p>
+      <w:pPr>
+        <w:rPr>
+          <w:lang w:val="en-US"/>
+        </w:rPr>
+      </w:pPr>
+    </w:p>
+    <w:p>
+      <w:pPr>
+        <w:rPr>
+          <w:lang w:val="en-US"/>
+        </w:rPr>
+      </w:pPr>
+      <w:r>
+        <w:rPr>
+          <w:lang w:val="en-US"/>
+        </w:rPr>
+        <w:t>11.04.2026</w:t>
+      </w:r>
+    </w:p>
+    <w:p>
+      <w:pPr>
+        <w:pStyle w:val="Listenabsatz"/>
+        <w:numPr>
+          <w:ilvl w:val="0"/>
+          <w:numId w:val="4"/>
+        </w:numPr>
+        <w:rPr>
+          <w:lang w:val="en-US"/>
+        </w:rPr>
+      </w:pPr>
+      <w:r>
+        <w:rPr>
+          <w:lang w:val="en-US"/>
+        </w:rPr>
+        <w:t>Effective parameters, per layer Embedding</w:t>
       </w:r>
     </w:p>
     <w:sectPr>
@@ -1460,6 +1052,119 @@
     </w:lvl>
   </w:abstractNum>
   <w:abstractNum w:abstractNumId="1" w15:restartNumberingAfterBreak="0">
+    <w:nsid w:val="55BA1016"/>
+    <w:multiLevelType w:val="hybridMultilevel"/>
+    <w:tmpl w:val="B5BEEF4C"/>
+    <w:lvl w:ilvl="0" w:tplc="04070001">
+      <w:start w:val="1"/>
+      <w:numFmt w:val="bullet"/>
+      <w:lvlText w:val=""/>
+      <w:lvlJc w:val="left"/>
+      <w:pPr>
+        <w:ind w:left="720" w:hanging="360"/>
+      </w:pPr>
+      <w:rPr>
+        <w:rFonts w:ascii="Symbol" w:hAnsi="Symbol" w:hint="default"/>
+      </w:rPr>
+    </w:lvl>
+    <w:lvl w:ilvl="1" w:tplc="04070003" w:tentative="1">
+      <w:start w:val="1"/>
+      <w:numFmt w:val="bullet"/>
+      <w:lvlText w:val="o"/>
+      <w:lvlJc w:val="left"/>
+      <w:pPr>
+        <w:ind w:left="1440" w:hanging="360"/>
+      </w:pPr>
+      <w:rPr>
+        <w:rFonts w:ascii="Courier New" w:hAnsi="Courier New" w:cs="Courier New" w:hint="default"/>
+      </w:rPr>
+    </w:lvl>
+    <w:lvl w:ilvl="2" w:tplc="04070005" w:tentative="1">
+      <w:start w:val="1"/>
+      <w:numFmt w:val="bullet"/>
+      <w:lvlText w:val=""/>
+      <w:lvlJc w:val="left"/>
+      <w:pPr>
+        <w:ind w:left="2160" w:hanging="360"/>
+      </w:pPr>
+      <w:rPr>
+        <w:rFonts w:ascii="Wingdings" w:hAnsi="Wingdings" w:hint="default"/>
+      </w:rPr>
+    </w:lvl>
+    <w:lvl w:ilvl="3" w:tplc="04070001" w:tentative="1">
+      <w:start w:val="1"/>
+      <w:numFmt w:val="bullet"/>
+      <w:lvlText w:val=""/>
+      <w:lvlJc w:val="left"/>
+      <w:pPr>
+        <w:ind w:left="2880" w:hanging="360"/>
+      </w:pPr>
+      <w:rPr>
+        <w:rFonts w:ascii="Symbol" w:hAnsi="Symbol" w:hint="default"/>
+      </w:rPr>
+    </w:lvl>
+    <w:lvl w:ilvl="4" w:tplc="04070003" w:tentative="1">
+      <w:start w:val="1"/>
+      <w:numFmt w:val="bullet"/>
+      <w:lvlText w:val="o"/>
+      <w:lvlJc w:val="left"/>
+      <w:pPr>
+        <w:ind w:left="3600" w:hanging="360"/>
+      </w:pPr>
+      <w:rPr>
+        <w:rFonts w:ascii="Courier New" w:hAnsi="Courier New" w:cs="Courier New" w:hint="default"/>
+      </w:rPr>
+    </w:lvl>
+    <w:lvl w:ilvl="5" w:tplc="04070005" w:tentative="1">
+      <w:start w:val="1"/>
+      <w:numFmt w:val="bullet"/>
+      <w:lvlText w:val=""/>
+      <w:lvlJc w:val="left"/>
+      <w:pPr>
+        <w:ind w:left="4320" w:hanging="360"/>
+      </w:pPr>
+      <w:rPr>
+        <w:rFonts w:ascii="Wingdings" w:hAnsi="Wingdings" w:hint="default"/>
+      </w:rPr>
+    </w:lvl>
+    <w:lvl w:ilvl="6" w:tplc="04070001" w:tentative="1">
+      <w:start w:val="1"/>
+      <w:numFmt w:val="bullet"/>
+      <w:lvlText w:val=""/>
+      <w:lvlJc w:val="left"/>
+      <w:pPr>
+        <w:ind w:left="5040" w:hanging="360"/>
+      </w:pPr>
+      <w:rPr>
+        <w:rFonts w:ascii="Symbol" w:hAnsi="Symbol" w:hint="default"/>
+      </w:rPr>
+    </w:lvl>
+    <w:lvl w:ilvl="7" w:tplc="04070003" w:tentative="1">
+      <w:start w:val="1"/>
+      <w:numFmt w:val="bullet"/>
+      <w:lvlText w:val="o"/>
+      <w:lvlJc w:val="left"/>
+      <w:pPr>
+        <w:ind w:left="5760" w:hanging="360"/>
+      </w:pPr>
+      <w:rPr>
+        <w:rFonts w:ascii="Courier New" w:hAnsi="Courier New" w:cs="Courier New" w:hint="default"/>
+      </w:rPr>
+    </w:lvl>
+    <w:lvl w:ilvl="8" w:tplc="04070005" w:tentative="1">
+      <w:start w:val="1"/>
+      <w:numFmt w:val="bullet"/>
+      <w:lvlText w:val=""/>
+      <w:lvlJc w:val="left"/>
+      <w:pPr>
+        <w:ind w:left="6480" w:hanging="360"/>
+      </w:pPr>
+      <w:rPr>
+        <w:rFonts w:ascii="Wingdings" w:hAnsi="Wingdings" w:hint="default"/>
+      </w:rPr>
+    </w:lvl>
+  </w:abstractNum>
+  <w:abstractNum w:abstractNumId="2" w15:restartNumberingAfterBreak="0">
     <w:nsid w:val="5BD71293"/>
     <w:multiLevelType w:val="hybridMultilevel"/>
     <w:tmpl w:val="849E392E"/>
@@ -1548,7 +1253,7 @@
       </w:pPr>
     </w:lvl>
   </w:abstractNum>
-  <w:abstractNum w:abstractNumId="2" w15:restartNumberingAfterBreak="0">
+  <w:abstractNum w:abstractNumId="3" w15:restartNumberingAfterBreak="0">
     <w:nsid w:val="77C75845"/>
     <w:multiLevelType w:val="hybridMultilevel"/>
     <w:tmpl w:val="0D96A816"/>
@@ -1638,13 +1343,16 @@
     </w:lvl>
   </w:abstractNum>
   <w:num w:numId="1" w16cid:durableId="965114167">
-    <w:abstractNumId w:val="2"/>
+    <w:abstractNumId w:val="3"/>
   </w:num>
   <w:num w:numId="2" w16cid:durableId="765271773">
-    <w:abstractNumId w:val="1"/>
+    <w:abstractNumId w:val="2"/>
   </w:num>
   <w:num w:numId="3" w16cid:durableId="1696231785">
     <w:abstractNumId w:val="0"/>
+  </w:num>
+  <w:num w:numId="4" w16cid:durableId="1115518989">
+    <w:abstractNumId w:val="1"/>
   </w:num>
 </w:numbering>
 </file>

--- a/documents/research log.docx
+++ b/documents/research log.docx
@@ -924,6 +924,44 @@
           <w:lang w:val="en-US"/>
         </w:rPr>
         <w:t>Effective parameters, per layer Embedding</w:t>
+      </w:r>
+    </w:p>
+    <w:p>
+      <w:pPr>
+        <w:rPr>
+          <w:lang w:val="en-US"/>
+        </w:rPr>
+      </w:pPr>
+    </w:p>
+    <w:p>
+      <w:pPr>
+        <w:rPr>
+          <w:lang w:val="en-US"/>
+        </w:rPr>
+      </w:pPr>
+      <w:r>
+        <w:rPr>
+          <w:lang w:val="en-US"/>
+        </w:rPr>
+        <w:t>13.04.2026</w:t>
+      </w:r>
+    </w:p>
+    <w:p>
+      <w:pPr>
+        <w:pStyle w:val="Listenabsatz"/>
+        <w:numPr>
+          <w:ilvl w:val="0"/>
+          <w:numId w:val="4"/>
+        </w:numPr>
+        <w:rPr>
+          <w:lang w:val="en-US"/>
+        </w:rPr>
+      </w:pPr>
+      <w:r>
+        <w:rPr>
+          <w:lang w:val="en-US"/>
+        </w:rPr>
+        <w:t>Slurm cluster etikette</w:t>
       </w:r>
     </w:p>
     <w:sectPr>
@@ -1054,7 +1092,7 @@
   <w:abstractNum w:abstractNumId="1" w15:restartNumberingAfterBreak="0">
     <w:nsid w:val="55BA1016"/>
     <w:multiLevelType w:val="hybridMultilevel"/>
-    <w:tmpl w:val="B5BEEF4C"/>
+    <w:tmpl w:val="DF100EC8"/>
     <w:lvl w:ilvl="0" w:tplc="04070001">
       <w:start w:val="1"/>
       <w:numFmt w:val="bullet"/>

--- a/documents/research log.docx
+++ b/documents/research log.docx
@@ -57,7 +57,63 @@
         <w:rPr>
           <w:lang w:val="en-GB"/>
         </w:rPr>
-        <w:t xml:space="preserve"> I think that the coordinate aware embeddings will be the best improvement but I will check wether the improvement then came only from this or for example dropout made it worse but dropout+coordinate aware embeddings still yield an improvement.</w:t>
+        <w:t xml:space="preserve"> I think that the coordinate aware embeddings will be the best </w:t>
+      </w:r>
+      <w:proofErr w:type="gramStart"/>
+      <w:r>
+        <w:rPr>
+          <w:lang w:val="en-GB"/>
+        </w:rPr>
+        <w:t>improvement</w:t>
+      </w:r>
+      <w:proofErr w:type="gramEnd"/>
+      <w:r>
+        <w:rPr>
+          <w:lang w:val="en-GB"/>
+        </w:rPr>
+        <w:t xml:space="preserve"> but I will check </w:t>
+      </w:r>
+      <w:proofErr w:type="spellStart"/>
+      <w:r>
+        <w:rPr>
+          <w:lang w:val="en-GB"/>
+        </w:rPr>
+        <w:t>wether</w:t>
+      </w:r>
+      <w:proofErr w:type="spellEnd"/>
+      <w:r>
+        <w:rPr>
+          <w:lang w:val="en-GB"/>
+        </w:rPr>
+        <w:t xml:space="preserve"> the improvement then came only from this or for example dropout made it </w:t>
+      </w:r>
+      <w:proofErr w:type="gramStart"/>
+      <w:r>
+        <w:rPr>
+          <w:lang w:val="en-GB"/>
+        </w:rPr>
+        <w:t>worse</w:t>
+      </w:r>
+      <w:proofErr w:type="gramEnd"/>
+      <w:r>
+        <w:rPr>
+          <w:lang w:val="en-GB"/>
+        </w:rPr>
+        <w:t xml:space="preserve"> but </w:t>
+      </w:r>
+      <w:proofErr w:type="spellStart"/>
+      <w:r>
+        <w:rPr>
+          <w:lang w:val="en-GB"/>
+        </w:rPr>
+        <w:t>dropout+coordinate</w:t>
+      </w:r>
+      <w:proofErr w:type="spellEnd"/>
+      <w:r>
+        <w:rPr>
+          <w:lang w:val="en-GB"/>
+        </w:rPr>
+        <w:t xml:space="preserve"> aware embeddings still yield an improvement.</w:t>
       </w:r>
     </w:p>
     <w:p>
@@ -115,7 +171,35 @@
         <w:rPr>
           <w:lang w:val="en-GB"/>
         </w:rPr>
-        <w:t>) it says that we should do this, and also in the original gpt implementation it said that we should add it in the mlp class not only in the block class (“</w:t>
+        <w:t xml:space="preserve">) it says that we should do this, and also in the original </w:t>
+      </w:r>
+      <w:proofErr w:type="spellStart"/>
+      <w:r>
+        <w:rPr>
+          <w:lang w:val="en-GB"/>
+        </w:rPr>
+        <w:t>gpt</w:t>
+      </w:r>
+      <w:proofErr w:type="spellEnd"/>
+      <w:r>
+        <w:rPr>
+          <w:lang w:val="en-GB"/>
+        </w:rPr>
+        <w:t xml:space="preserve"> implementation it said that we should add it in the </w:t>
+      </w:r>
+      <w:proofErr w:type="spellStart"/>
+      <w:r>
+        <w:rPr>
+          <w:lang w:val="en-GB"/>
+        </w:rPr>
+        <w:t>mlp</w:t>
+      </w:r>
+      <w:proofErr w:type="spellEnd"/>
+      <w:r>
+        <w:rPr>
+          <w:lang w:val="en-GB"/>
+        </w:rPr>
+        <w:t xml:space="preserve"> class not only in the block class (“</w:t>
       </w:r>
       <w:r>
         <w:rPr>
@@ -135,13 +219,31 @@
           <w:bCs/>
           <w:lang w:val="en-GB"/>
         </w:rPr>
-        <w:t>answer in the paper WHY this is important an an improvement over the original spike_gpt.py implementation.</w:t>
-      </w:r>
-    </w:p>
-    <w:p>
-      <w:pPr>
+        <w:t xml:space="preserve">answer in the paper WHY this is important an </w:t>
+      </w:r>
+      <w:proofErr w:type="spellStart"/>
+      <w:r>
         <w:rPr>
           <w:b/>
+          <w:bCs/>
+          <w:lang w:val="en-GB"/>
+        </w:rPr>
+        <w:t>an</w:t>
+      </w:r>
+      <w:proofErr w:type="spellEnd"/>
+      <w:r>
+        <w:rPr>
+          <w:b/>
+          <w:bCs/>
+          <w:lang w:val="en-GB"/>
+        </w:rPr>
+        <w:t xml:space="preserve"> improvement over the original spike_gpt.py implementation.</w:t>
+      </w:r>
+    </w:p>
+    <w:p>
+      <w:pPr>
+        <w:rPr>
+          <w:b/>
           <w:lang w:val="en-GB"/>
         </w:rPr>
       </w:pPr>
@@ -163,7 +265,23 @@
           <w:b/>
           <w:lang w:val="en-GB"/>
         </w:rPr>
-        <w:t xml:space="preserve"> Ye prolly.</w:t>
+        <w:t xml:space="preserve"> Ye </w:t>
+      </w:r>
+      <w:proofErr w:type="spellStart"/>
+      <w:r>
+        <w:rPr>
+          <w:b/>
+          <w:lang w:val="en-GB"/>
+        </w:rPr>
+        <w:t>prolly</w:t>
+      </w:r>
+      <w:proofErr w:type="spellEnd"/>
+      <w:r>
+        <w:rPr>
+          <w:b/>
+          <w:lang w:val="en-GB"/>
+        </w:rPr>
+        <w:t>.</w:t>
       </w:r>
     </w:p>
     <w:p>
@@ -196,7 +314,21 @@
         <w:rPr>
           <w:lang w:val="en-GB"/>
         </w:rPr>
-        <w:t>- Added Coordinate Aware embeddings and todos in excel</w:t>
+        <w:t xml:space="preserve">- Added Coordinate Aware embeddings and </w:t>
+      </w:r>
+      <w:proofErr w:type="spellStart"/>
+      <w:r>
+        <w:rPr>
+          <w:lang w:val="en-GB"/>
+        </w:rPr>
+        <w:t>todos</w:t>
+      </w:r>
+      <w:proofErr w:type="spellEnd"/>
+      <w:r>
+        <w:rPr>
+          <w:lang w:val="en-GB"/>
+        </w:rPr>
+        <w:t xml:space="preserve"> in excel</w:t>
       </w:r>
     </w:p>
     <w:p>
@@ -252,7 +384,15 @@
         </w:numPr>
       </w:pPr>
       <w:r>
-        <w:t>Zero-Shot / Low-Rank Generalization für neue Sessions (Abschnitt 5.3 &amp; 5.4)</w:t>
+        <w:t xml:space="preserve">Zero-Shot / Low-Rank </w:t>
+      </w:r>
+      <w:proofErr w:type="spellStart"/>
+      <w:r>
+        <w:t>Generalization</w:t>
+      </w:r>
+      <w:proofErr w:type="spellEnd"/>
+      <w:r>
+        <w:t xml:space="preserve"> für neue Sessions (Abschnitt 5.3 &amp; 5.4)</w:t>
       </w:r>
       <w:r>
         <w:t xml:space="preserve"> </w:t>
@@ -261,7 +401,39 @@
         <w:br/>
       </w:r>
       <w:r>
-        <w:t>Das TRIBE v2 Paper ist stolz darauf, dass es auf *völlig neue Probanden* generalisieren kann ("Unseen subject prediction" via Subject Dropout und Low-Rank Matrix Factorization).</w:t>
+        <w:t>Das TRIBE v2 Paper ist stolz darauf, dass es auf *völlig neue Probanden* generalisieren kann ("</w:t>
+      </w:r>
+      <w:proofErr w:type="spellStart"/>
+      <w:r>
+        <w:t>Unseen</w:t>
+      </w:r>
+      <w:proofErr w:type="spellEnd"/>
+      <w:r>
+        <w:t xml:space="preserve"> </w:t>
+      </w:r>
+      <w:proofErr w:type="spellStart"/>
+      <w:r>
+        <w:t>subject</w:t>
+      </w:r>
+      <w:proofErr w:type="spellEnd"/>
+      <w:r>
+        <w:t xml:space="preserve"> </w:t>
+      </w:r>
+      <w:proofErr w:type="spellStart"/>
+      <w:r>
+        <w:t>prediction</w:t>
+      </w:r>
+      <w:proofErr w:type="spellEnd"/>
+      <w:r>
+        <w:t xml:space="preserve">" via Subject Dropout und Low-Rank Matrix </w:t>
+      </w:r>
+      <w:proofErr w:type="spellStart"/>
+      <w:r>
+        <w:t>Factorization</w:t>
+      </w:r>
+      <w:proofErr w:type="spellEnd"/>
+      <w:r>
+        <w:t>).</w:t>
       </w:r>
     </w:p>
     <w:p>
@@ -273,7 +445,39 @@
         </w:numPr>
       </w:pPr>
       <w:r>
-        <w:t>**Problem in deinem Code:** Dein `LearnedSessionAdapter` (Zeile 331) lernt für jede Session im Dataset komplett neue Eingangs- und Ausgangsgewichte (`_unit_in`, `_unit_out`). Wenn du eine völlig neue Maus aus dem Allen Brain Dataset testen willst, versagt das Modell, weil es keine Gewichte dafür hat.</w:t>
+        <w:t xml:space="preserve">**Problem in deinem </w:t>
+      </w:r>
+      <w:proofErr w:type="gramStart"/>
+      <w:r>
+        <w:t>Code:*</w:t>
+      </w:r>
+      <w:proofErr w:type="gramEnd"/>
+      <w:r>
+        <w:t>* Dein `</w:t>
+      </w:r>
+      <w:proofErr w:type="spellStart"/>
+      <w:r>
+        <w:t>LearnedSessionAdapter</w:t>
+      </w:r>
+      <w:proofErr w:type="spellEnd"/>
+      <w:r>
+        <w:t>` (Zeile 331) lernt für jede Session im Dataset komplett neue Eingangs- und Ausgangsgewichte (`_</w:t>
+      </w:r>
+      <w:proofErr w:type="spellStart"/>
+      <w:r>
+        <w:t>unit_in</w:t>
+      </w:r>
+      <w:proofErr w:type="spellEnd"/>
+      <w:r>
+        <w:t>`, `_</w:t>
+      </w:r>
+      <w:proofErr w:type="spellStart"/>
+      <w:r>
+        <w:t>unit_out</w:t>
+      </w:r>
+      <w:proofErr w:type="spellEnd"/>
+      <w:r>
+        <w:t>`). Wenn du eine völlig neue Maus aus dem Allen Brain Dataset testen willst, versagt das Modell, weil es keine Gewichte dafür hat.</w:t>
       </w:r>
     </w:p>
     <w:p>
@@ -285,7 +489,31 @@
         </w:numPr>
       </w:pPr>
       <w:r>
-        <w:t>**Deine Verbesserung:** Implementiere genau den Trick aus dem Paper (Abschnitt 5.4)! Trainiere eine Matrix-Faktorisierung (SVD) für den Adapter oder nutze einen "Unseen Session Token" mit *Subject Dropout* (während des Trainings wird ab und zu die Session-spezifische Info maskiert, damit das Modell lernt, universelle Gehirnmuster zu erkennen). Das wäre ein **massives Upgrade** für deinen Code.</w:t>
+        <w:t xml:space="preserve">**Deine </w:t>
+      </w:r>
+      <w:proofErr w:type="gramStart"/>
+      <w:r>
+        <w:t>Verbesserung:*</w:t>
+      </w:r>
+      <w:proofErr w:type="gramEnd"/>
+      <w:r>
+        <w:t xml:space="preserve">* </w:t>
+      </w:r>
+      <w:proofErr w:type="gramStart"/>
+      <w:r>
+        <w:t>Implementiere</w:t>
+      </w:r>
+      <w:proofErr w:type="gramEnd"/>
+      <w:r>
+        <w:t xml:space="preserve"> genau den Trick aus dem Paper (Abschnitt 5.4)! Trainiere eine Matrix-Faktorisierung (SVD) für den Adapter oder nutze einen "</w:t>
+      </w:r>
+      <w:proofErr w:type="spellStart"/>
+      <w:r>
+        <w:t>Unseen</w:t>
+      </w:r>
+      <w:proofErr w:type="spellEnd"/>
+      <w:r>
+        <w:t xml:space="preserve"> Session Token" mit *Subject Dropout* (während des Trainings wird ab und zu die Session-spezifische Info maskiert, damit das Modell lernt, universelle Gehirnmuster zu erkennen). Das wäre ein **massives Upgrade** für deinen Code.</w:t>
       </w:r>
     </w:p>
     <w:p>
@@ -296,8 +524,13 @@
           <w:numId w:val="1"/>
         </w:numPr>
       </w:pPr>
-      <w:r>
-        <w:t>Modality Dropout (Abschnitt 5.3)</w:t>
+      <w:proofErr w:type="spellStart"/>
+      <w:r>
+        <w:t>Modality</w:t>
+      </w:r>
+      <w:proofErr w:type="spellEnd"/>
+      <w:r>
+        <w:t xml:space="preserve"> Dropout (Abschnitt 5.3)</w:t>
       </w:r>
       <w:r>
         <w:br/>
@@ -318,7 +551,31 @@
         <w:t>*</w:t>
       </w:r>
       <w:r>
-        <w:t>*Deine Verbesserung:** Dein Code hat "Masking" von Neuronen (Zeile 244: `_mask_two_bands`). Du könntest das Konzept aus dem Paper adaptieren, indem du systematisch ganze Hirnareale (z.B. den visuellen Kortex V1) maskierst, um zu testen, ob das Modell die Spikes dort aus den Spikes anderer Areale (z.B. LM oder AL) rekonstruieren kann.</w:t>
+        <w:t xml:space="preserve">*Deine </w:t>
+      </w:r>
+      <w:proofErr w:type="gramStart"/>
+      <w:r>
+        <w:t>Verbesserung:*</w:t>
+      </w:r>
+      <w:proofErr w:type="gramEnd"/>
+      <w:r>
+        <w:t>* Dein Code hat "</w:t>
+      </w:r>
+      <w:proofErr w:type="spellStart"/>
+      <w:r>
+        <w:t>Masking</w:t>
+      </w:r>
+      <w:proofErr w:type="spellEnd"/>
+      <w:r>
+        <w:t>" von Neuronen (Zeile 244: `_</w:t>
+      </w:r>
+      <w:proofErr w:type="spellStart"/>
+      <w:r>
+        <w:t>mask_two_bands</w:t>
+      </w:r>
+      <w:proofErr w:type="spellEnd"/>
+      <w:r>
+        <w:t>`). Du könntest das Konzept aus dem Paper adaptieren, indem du systematisch ganze Hirnareale (z.B. den visuellen Kortex V1) maskierst, um zu testen, ob das Modell die Spikes dort aus den Spikes anderer Areale (z.B. LM oder AL) rekonstruieren kann.</w:t>
       </w:r>
     </w:p>
     <w:p/>
@@ -342,7 +599,15 @@
         <w:br/>
       </w:r>
       <w:r>
-        <w:t>Das Paper wendet Independent Component Analysis (ICA) auf die letzte Schicht des Transformers an und zeigt, dass die KI von selbst bekannte Gehirnnetzwerke (wie das Default Mode Network) gelernt hat (Abbildung 6).</w:t>
+        <w:t xml:space="preserve">Das Paper wendet Independent </w:t>
+      </w:r>
+      <w:proofErr w:type="spellStart"/>
+      <w:r>
+        <w:t>Component</w:t>
+      </w:r>
+      <w:proofErr w:type="spellEnd"/>
+      <w:r>
+        <w:t xml:space="preserve"> Analysis (ICA) auf die letzte Schicht des Transformers an und zeigt, dass die KI von selbst bekannte Gehirnnetzwerke (wie das Default Mode Network) gelernt hat (Abbildung 6).</w:t>
       </w:r>
     </w:p>
     <w:p>
@@ -354,7 +619,47 @@
         </w:numPr>
       </w:pPr>
       <w:r>
-        <w:t xml:space="preserve">**Wie du das für deinen Code machst:** Nimm die Hidden States (`h`) deines Transformers. Wende PCA oder ICA aus `scikit-learn` darauf an. Plotte diese Komponenten gegen das Verhalten der Maus (z.B. die `running_speed` oder `pupil_area` aus dem Code). </w:t>
+        <w:t xml:space="preserve">**Wie du das für deinen Code </w:t>
+      </w:r>
+      <w:proofErr w:type="gramStart"/>
+      <w:r>
+        <w:t>machst:*</w:t>
+      </w:r>
+      <w:proofErr w:type="gramEnd"/>
+      <w:r>
+        <w:t xml:space="preserve">* </w:t>
+      </w:r>
+      <w:proofErr w:type="gramStart"/>
+      <w:r>
+        <w:t>Nimm</w:t>
+      </w:r>
+      <w:proofErr w:type="gramEnd"/>
+      <w:r>
+        <w:t xml:space="preserve"> die Hidden States (`h`) deines Transformers. Wende PCA oder ICA aus `</w:t>
+      </w:r>
+      <w:proofErr w:type="spellStart"/>
+      <w:r>
+        <w:t>scikit-learn</w:t>
+      </w:r>
+      <w:proofErr w:type="spellEnd"/>
+      <w:r>
+        <w:t>` darauf an. Plotte diese Komponenten gegen das Verhalten der Maus (z.B. die `</w:t>
+      </w:r>
+      <w:proofErr w:type="spellStart"/>
+      <w:r>
+        <w:t>running_speed</w:t>
+      </w:r>
+      <w:proofErr w:type="spellEnd"/>
+      <w:r>
+        <w:t>` oder `</w:t>
+      </w:r>
+      <w:proofErr w:type="spellStart"/>
+      <w:r>
+        <w:t>pupil_area</w:t>
+      </w:r>
+      <w:proofErr w:type="spellEnd"/>
+      <w:r>
+        <w:t xml:space="preserve">` aus dem Code). </w:t>
       </w:r>
     </w:p>
     <w:p>
@@ -369,7 +674,23 @@
         <w:t>**</w:t>
       </w:r>
       <w:r>
-        <w:t>Die These:** Du zeigst damit, dass der Transformer intern eine abstrakte, interpretierbare Repräsentation des Gehirnzustands bildet, auch wenn er nur auf rohe Nullen und Einsen (Spikes) trainiert wurde.</w:t>
+        <w:t xml:space="preserve">Die </w:t>
+      </w:r>
+      <w:proofErr w:type="gramStart"/>
+      <w:r>
+        <w:t>These:*</w:t>
+      </w:r>
+      <w:proofErr w:type="gramEnd"/>
+      <w:r>
+        <w:t xml:space="preserve">* Du zeigst damit, dass der Transformer intern eine abstrakte, interpretierbare Repräsentation des Gehirnzustands bildet, auch wenn er nur </w:t>
+      </w:r>
+      <w:proofErr w:type="gramStart"/>
+      <w:r>
+        <w:t>auf rohe Nullen</w:t>
+      </w:r>
+      <w:proofErr w:type="gramEnd"/>
+      <w:r>
+        <w:t xml:space="preserve"> und Einsen (Spikes) trainiert wurde.</w:t>
       </w:r>
     </w:p>
     <w:p>
@@ -384,7 +705,35 @@
         <w:rPr>
           <w:lang w:val="en-GB"/>
         </w:rPr>
-        <w:t xml:space="preserve">Transfer-Learning auf neue Tiere ("Generalization to new subjects", Abschn. </w:t>
+        <w:t xml:space="preserve">Transfer-Learning auf </w:t>
+      </w:r>
+      <w:proofErr w:type="spellStart"/>
+      <w:r>
+        <w:rPr>
+          <w:lang w:val="en-GB"/>
+        </w:rPr>
+        <w:t>neue</w:t>
+      </w:r>
+      <w:proofErr w:type="spellEnd"/>
+      <w:r>
+        <w:rPr>
+          <w:lang w:val="en-GB"/>
+        </w:rPr>
+        <w:t xml:space="preserve"> Tiere ("Generalization to new subjects", </w:t>
+      </w:r>
+      <w:proofErr w:type="spellStart"/>
+      <w:r>
+        <w:rPr>
+          <w:lang w:val="en-GB"/>
+        </w:rPr>
+        <w:t>Abschn</w:t>
+      </w:r>
+      <w:proofErr w:type="spellEnd"/>
+      <w:r>
+        <w:rPr>
+          <w:lang w:val="en-GB"/>
+        </w:rPr>
+        <w:t xml:space="preserve">. </w:t>
       </w:r>
       <w:r>
         <w:rPr>
@@ -399,7 +748,15 @@
         <w:br/>
       </w:r>
       <w:r>
-        <w:t>Im Paper wird das Modell auf neuen Probanden getestet, indem es mit extrem wenig Daten (1 Stunde fMRI) nach-trainiert wird (Fine-Tuning).</w:t>
+        <w:t xml:space="preserve">Im Paper wird das Modell auf neuen Probanden getestet, indem es mit </w:t>
+      </w:r>
+      <w:proofErr w:type="gramStart"/>
+      <w:r>
+        <w:t>extrem wenig</w:t>
+      </w:r>
+      <w:proofErr w:type="gramEnd"/>
+      <w:r>
+        <w:t xml:space="preserve"> Daten (1 Stunde fMRI) nach-trainiert wird (Fine-Tuning).</w:t>
       </w:r>
     </w:p>
     <w:p>
@@ -411,7 +768,31 @@
         </w:numPr>
       </w:pPr>
       <w:r>
-        <w:t xml:space="preserve">**Wie du das für deinen Code machst:** Aktuell wertet dein Code die Validierung aus, indem er einfach die letzten 2 Minuten *derselben* Trainings-Sessions nimmt (Zeile 210). Für deine Arbeit könntest du den Transformer auf 15 Mäusen trainieren und einfrieren. Dann nimmst du eine 16. (ungesehene) Maus. Du trainierst *nur* den `LearnedSessionAdapter` (die Input/Output-Gewichte) für wenige Epochen (z.B. auf nur 1 Minute Daten dieser neuen Maus). </w:t>
+        <w:t xml:space="preserve">**Wie du das für deinen Code </w:t>
+      </w:r>
+      <w:proofErr w:type="gramStart"/>
+      <w:r>
+        <w:t>machst:*</w:t>
+      </w:r>
+      <w:proofErr w:type="gramEnd"/>
+      <w:r>
+        <w:t>* Aktuell wertet dein Code die Validierung aus, indem er einfach die letzten 2 Minuten *derselben* Trainings-Sessions nimmt (Zeile 210). Für deine Arbeit könntest du den Transformer auf 15 Mäusen trainieren und einfrieren. Dann nimmst du eine 16. (ungesehene) Maus. Du trainierst *nur* den `</w:t>
+      </w:r>
+      <w:proofErr w:type="spellStart"/>
+      <w:r>
+        <w:t>LearnedSessionAdapter</w:t>
+      </w:r>
+      <w:proofErr w:type="spellEnd"/>
+      <w:r>
+        <w:t>` (</w:t>
+      </w:r>
+      <w:proofErr w:type="gramStart"/>
+      <w:r>
+        <w:t>die Input</w:t>
+      </w:r>
+      <w:proofErr w:type="gramEnd"/>
+      <w:r>
+        <w:t xml:space="preserve">/Output-Gewichte) für wenige Epochen (z.B. auf nur 1 Minute Daten dieser neuen Maus). </w:t>
       </w:r>
     </w:p>
     <w:p>
@@ -426,7 +807,15 @@
         <w:t>**</w:t>
       </w:r>
       <w:r>
-        <w:t>Die These:** Zeige, dass der vortrainierte Transformer es ermöglicht, die Gehirnaktivität einer neuen Maus viel schneller und mit viel weniger Daten zu lernen, als wenn man ein Modell von Grund auf neu trainiert ("Few-Shot Transfer").</w:t>
+        <w:t xml:space="preserve">Die </w:t>
+      </w:r>
+      <w:proofErr w:type="gramStart"/>
+      <w:r>
+        <w:t>These:*</w:t>
+      </w:r>
+      <w:proofErr w:type="gramEnd"/>
+      <w:r>
+        <w:t>* Zeige, dass der vortrainierte Transformer es ermöglicht, die Gehirnaktivität einer neuen Maus viel schneller und mit viel weniger Daten zu lernen, als wenn man ein Modell von Grund auf neu trainiert ("Few-Shot Transfer").</w:t>
       </w:r>
     </w:p>
     <w:p/>
@@ -506,6 +895,7 @@
         </w:rPr>
         <w:t xml:space="preserve">. My goal is to implement a transformer network from scratch, heavily inspired by your existing </w:t>
       </w:r>
+      <w:proofErr w:type="spellStart"/>
       <w:r>
         <w:rPr>
           <w:lang w:val="en-US"/>
@@ -524,6 +914,7 @@
         </w:rPr>
         <w:t>_gpt</w:t>
       </w:r>
+      <w:proofErr w:type="spellEnd"/>
       <w:r>
         <w:rPr>
           <w:lang w:val="en-US"/>
@@ -704,7 +1095,21 @@
         <w:rPr>
           <w:lang w:val="en-US"/>
         </w:rPr>
-        <w:t>Maybe you can quickly respond to improvements (1-3) and evaluations (A,B) and tell me feasibility</w:t>
+        <w:t>Maybe you can quickly respond to improvements (1-3) and evaluations (</w:t>
+      </w:r>
+      <w:proofErr w:type="gramStart"/>
+      <w:r>
+        <w:rPr>
+          <w:lang w:val="en-US"/>
+        </w:rPr>
+        <w:t>A,B</w:t>
+      </w:r>
+      <w:proofErr w:type="gramEnd"/>
+      <w:r>
+        <w:rPr>
+          <w:lang w:val="en-US"/>
+        </w:rPr>
+        <w:t>) and tell me feasibility</w:t>
       </w:r>
       <w:r>
         <w:rPr>
@@ -853,7 +1258,65 @@
         <w:rPr>
           <w:lang w:val="en-US"/>
         </w:rPr>
-        <w:t>The LearnedSessionAdapter class is really helpful since you don’t have to retrain the whole transformer everytime you train it on a new brain with different # of neural data.</w:t>
+        <w:t xml:space="preserve">The </w:t>
+      </w:r>
+      <w:proofErr w:type="spellStart"/>
+      <w:r>
+        <w:rPr>
+          <w:lang w:val="en-US"/>
+        </w:rPr>
+        <w:t>LearnedSessionAdapter</w:t>
+      </w:r>
+      <w:proofErr w:type="spellEnd"/>
+      <w:r>
+        <w:rPr>
+          <w:lang w:val="en-US"/>
+        </w:rPr>
+        <w:t xml:space="preserve"> class is </w:t>
+      </w:r>
+      <w:proofErr w:type="gramStart"/>
+      <w:r>
+        <w:rPr>
+          <w:lang w:val="en-US"/>
+        </w:rPr>
+        <w:t>really helpful</w:t>
+      </w:r>
+      <w:proofErr w:type="gramEnd"/>
+      <w:r>
+        <w:rPr>
+          <w:lang w:val="en-US"/>
+        </w:rPr>
+        <w:t xml:space="preserve"> since you don’t have to retrain the whole transformer </w:t>
+      </w:r>
+      <w:proofErr w:type="spellStart"/>
+      <w:proofErr w:type="gramStart"/>
+      <w:r>
+        <w:rPr>
+          <w:lang w:val="en-US"/>
+        </w:rPr>
+        <w:t>everytime</w:t>
+      </w:r>
+      <w:proofErr w:type="spellEnd"/>
+      <w:proofErr w:type="gramEnd"/>
+      <w:r>
+        <w:rPr>
+          <w:lang w:val="en-US"/>
+        </w:rPr>
+        <w:t xml:space="preserve"> you train it on a new brain with different </w:t>
+      </w:r>
+      <w:proofErr w:type="gramStart"/>
+      <w:r>
+        <w:rPr>
+          <w:lang w:val="en-US"/>
+        </w:rPr>
+        <w:t># of neural</w:t>
+      </w:r>
+      <w:proofErr w:type="gramEnd"/>
+      <w:r>
+        <w:rPr>
+          <w:lang w:val="en-US"/>
+        </w:rPr>
+        <w:t xml:space="preserve"> data.</w:t>
       </w:r>
     </w:p>
     <w:p>
@@ -871,7 +1334,21 @@
         <w:rPr>
           <w:lang w:val="en-US"/>
         </w:rPr>
-        <w:t>I probably need to change way less  than anticipated since most of the code is Task specific anyways.</w:t>
+        <w:t xml:space="preserve">I probably need to change way </w:t>
+      </w:r>
+      <w:proofErr w:type="gramStart"/>
+      <w:r>
+        <w:rPr>
+          <w:lang w:val="en-US"/>
+        </w:rPr>
+        <w:t>less  than</w:t>
+      </w:r>
+      <w:proofErr w:type="gramEnd"/>
+      <w:r>
+        <w:rPr>
+          <w:lang w:val="en-US"/>
+        </w:rPr>
+        <w:t xml:space="preserve"> anticipated since most of the code is Task specific anyways.</w:t>
       </w:r>
     </w:p>
     <w:p>
@@ -957,12 +1434,132 @@
           <w:lang w:val="en-US"/>
         </w:rPr>
       </w:pPr>
-      <w:r>
-        <w:rPr>
-          <w:lang w:val="en-US"/>
-        </w:rPr>
-        <w:t>Slurm cluster etikette</w:t>
-      </w:r>
+      <w:proofErr w:type="spellStart"/>
+      <w:r>
+        <w:rPr>
+          <w:lang w:val="en-US"/>
+        </w:rPr>
+        <w:t>Slurm</w:t>
+      </w:r>
+      <w:proofErr w:type="spellEnd"/>
+      <w:r>
+        <w:rPr>
+          <w:lang w:val="en-US"/>
+        </w:rPr>
+        <w:t xml:space="preserve"> cluster </w:t>
+      </w:r>
+      <w:proofErr w:type="spellStart"/>
+      <w:r>
+        <w:rPr>
+          <w:lang w:val="en-US"/>
+        </w:rPr>
+        <w:t>etikette</w:t>
+      </w:r>
+      <w:proofErr w:type="spellEnd"/>
+    </w:p>
+    <w:p>
+      <w:pPr>
+        <w:rPr>
+          <w:lang w:val="en-US"/>
+        </w:rPr>
+      </w:pPr>
+      <w:r>
+        <w:rPr>
+          <w:lang w:val="en-US"/>
+        </w:rPr>
+        <w:t xml:space="preserve">15.04.2026 </w:t>
+      </w:r>
+    </w:p>
+    <w:p>
+      <w:pPr>
+        <w:pStyle w:val="Listenabsatz"/>
+        <w:numPr>
+          <w:ilvl w:val="0"/>
+          <w:numId w:val="4"/>
+        </w:numPr>
+        <w:rPr>
+          <w:lang w:val="de-DE"/>
+        </w:rPr>
+      </w:pPr>
+      <w:proofErr w:type="spellStart"/>
+      <w:r>
+        <w:rPr>
+          <w:lang w:val="de-DE"/>
+        </w:rPr>
+        <w:t>MultiheadAttn</w:t>
+      </w:r>
+      <w:proofErr w:type="spellEnd"/>
+      <w:r>
+        <w:rPr>
+          <w:lang w:val="de-DE"/>
+        </w:rPr>
+        <w:t xml:space="preserve"> lässt nicht direkt einen f</w:t>
+      </w:r>
+      <w:r>
+        <w:rPr>
+          <w:lang w:val="de-DE"/>
+        </w:rPr>
+        <w:t xml:space="preserve">airen Vergleich zu, da die </w:t>
+      </w:r>
+      <w:proofErr w:type="spellStart"/>
+      <w:r>
+        <w:rPr>
+          <w:lang w:val="de-DE"/>
+        </w:rPr>
+        <w:t>maske</w:t>
+      </w:r>
+      <w:proofErr w:type="spellEnd"/>
+      <w:r>
+        <w:rPr>
+          <w:lang w:val="de-DE"/>
+        </w:rPr>
+        <w:t xml:space="preserve"> in </w:t>
+      </w:r>
+      <w:proofErr w:type="spellStart"/>
+      <w:r>
+        <w:rPr>
+          <w:lang w:val="de-DE"/>
+        </w:rPr>
+        <w:t>scaled_dot_product_attention</w:t>
+      </w:r>
+      <w:proofErr w:type="spellEnd"/>
+      <w:r>
+        <w:rPr>
+          <w:lang w:val="de-DE"/>
+        </w:rPr>
+        <w:t xml:space="preserve"> für </w:t>
+      </w:r>
+      <w:proofErr w:type="spellStart"/>
+      <w:r>
+        <w:rPr>
+          <w:lang w:val="de-DE"/>
+        </w:rPr>
+        <w:t>flexattn</w:t>
+      </w:r>
+      <w:proofErr w:type="spellEnd"/>
+      <w:r>
+        <w:rPr>
+          <w:lang w:val="de-DE"/>
+        </w:rPr>
+        <w:t xml:space="preserve"> entwickelt wurde. Sie wird künstlich skaliert mit </w:t>
+      </w:r>
+      <w:proofErr w:type="spellStart"/>
+      <w:proofErr w:type="gramStart"/>
+      <w:r>
+        <w:rPr>
+          <w:lang w:val="de-DE"/>
+        </w:rPr>
+        <w:t>F.interpolate</w:t>
+      </w:r>
+      <w:proofErr w:type="spellEnd"/>
+      <w:proofErr w:type="gramEnd"/>
+    </w:p>
+    <w:p>
+      <w:pPr>
+        <w:rPr>
+          <w:lang w:val="de-DE"/>
+        </w:rPr>
+      </w:pPr>
     </w:p>
     <w:sectPr>
       <w:pgSz w:w="11906" w:h="16838"/>
@@ -1092,7 +1689,7 @@
   <w:abstractNum w:abstractNumId="1" w15:restartNumberingAfterBreak="0">
     <w:nsid w:val="55BA1016"/>
     <w:multiLevelType w:val="hybridMultilevel"/>
-    <w:tmpl w:val="DF100EC8"/>
+    <w:tmpl w:val="16E837D8"/>
     <w:lvl w:ilvl="0" w:tplc="04070001">
       <w:start w:val="1"/>
       <w:numFmt w:val="bullet"/>
@@ -1998,7 +2595,6 @@
   <w:style w:type="character" w:default="1" w:styleId="Absatz-Standardschriftart">
     <w:name w:val="Default Paragraph Font"/>
     <w:uiPriority w:val="1"/>
-    <w:semiHidden/>
     <w:unhideWhenUsed/>
   </w:style>
   <w:style w:type="table" w:default="1" w:styleId="NormaleTabelle">

--- a/documents/research log.docx
+++ b/documents/research log.docx
@@ -1560,6 +1560,593 @@
           <w:lang w:val="de-DE"/>
         </w:rPr>
       </w:pPr>
+      <w:r>
+        <w:rPr>
+          <w:lang w:val="de-DE"/>
+        </w:rPr>
+        <w:t>19.04.2026</w:t>
+      </w:r>
+    </w:p>
+    <w:p>
+      <w:pPr>
+        <w:rPr>
+          <w:lang w:val="en-US"/>
+        </w:rPr>
+      </w:pPr>
+      <w:r>
+        <w:rPr>
+          <w:lang w:val="en-US"/>
+        </w:rPr>
+        <w:t>H</w:t>
+      </w:r>
+      <w:r>
+        <w:rPr>
+          <w:lang w:val="en-US"/>
+        </w:rPr>
+        <w:t>ello Guillaume</w:t>
+      </w:r>
+      <w:r>
+        <w:rPr>
+          <w:lang w:val="en-US"/>
+        </w:rPr>
+        <w:t>,</w:t>
+      </w:r>
+    </w:p>
+    <w:p>
+      <w:pPr>
+        <w:rPr>
+          <w:lang w:val="en-US"/>
+        </w:rPr>
+      </w:pPr>
+    </w:p>
+    <w:p>
+      <w:pPr>
+        <w:rPr>
+          <w:lang w:val="en-US"/>
+        </w:rPr>
+      </w:pPr>
+      <w:proofErr w:type="spellStart"/>
+      <w:r>
+        <w:rPr>
+          <w:lang w:val="en-US"/>
+        </w:rPr>
+        <w:t>here</w:t>
+      </w:r>
+      <w:r>
+        <w:rPr>
+          <w:lang w:val="en-US"/>
+        </w:rPr>
+        <w:t>s</w:t>
+      </w:r>
+      <w:proofErr w:type="spellEnd"/>
+      <w:r>
+        <w:rPr>
+          <w:lang w:val="en-US"/>
+        </w:rPr>
+        <w:t xml:space="preserve"> a short progress report on what </w:t>
+      </w:r>
+      <w:proofErr w:type="spellStart"/>
+      <w:r>
+        <w:rPr>
+          <w:lang w:val="en-US"/>
+        </w:rPr>
+        <w:t>i</w:t>
+      </w:r>
+      <w:r>
+        <w:rPr>
+          <w:lang w:val="en-US"/>
+        </w:rPr>
+        <w:t>ve</w:t>
+      </w:r>
+      <w:proofErr w:type="spellEnd"/>
+      <w:r>
+        <w:rPr>
+          <w:lang w:val="en-US"/>
+        </w:rPr>
+        <w:t xml:space="preserve"> been working on over the last few weeks.</w:t>
+      </w:r>
+    </w:p>
+    <w:p>
+      <w:pPr>
+        <w:rPr>
+          <w:lang w:val="en-US"/>
+        </w:rPr>
+      </w:pPr>
+    </w:p>
+    <w:p>
+      <w:pPr>
+        <w:rPr>
+          <w:lang w:val="en-US"/>
+        </w:rPr>
+      </w:pPr>
+      <w:r>
+        <w:rPr>
+          <w:lang w:val="en-US"/>
+        </w:rPr>
+        <w:t xml:space="preserve">I implemented a standard </w:t>
+      </w:r>
+      <w:proofErr w:type="spellStart"/>
+      <w:r>
+        <w:rPr>
+          <w:lang w:val="en-US"/>
+        </w:rPr>
+        <w:t>gpt</w:t>
+      </w:r>
+      <w:proofErr w:type="spellEnd"/>
+      <w:r>
+        <w:rPr>
+          <w:lang w:val="en-US"/>
+        </w:rPr>
+        <w:t xml:space="preserve"> architecture as a baseline to compare against your </w:t>
+      </w:r>
+      <w:proofErr w:type="spellStart"/>
+      <w:r>
+        <w:rPr>
+          <w:lang w:val="en-US"/>
+        </w:rPr>
+        <w:t>SpikeGPT</w:t>
+      </w:r>
+      <w:proofErr w:type="spellEnd"/>
+      <w:r>
+        <w:rPr>
+          <w:lang w:val="en-US"/>
+        </w:rPr>
+        <w:t xml:space="preserve">. </w:t>
+      </w:r>
+      <w:r>
+        <w:rPr>
+          <w:lang w:val="en-US"/>
+        </w:rPr>
+        <w:t xml:space="preserve">My main goal was to understand </w:t>
+      </w:r>
+      <w:proofErr w:type="spellStart"/>
+      <w:r>
+        <w:rPr>
+          <w:lang w:val="en-US"/>
+        </w:rPr>
+        <w:t>gpt</w:t>
+      </w:r>
+      <w:proofErr w:type="spellEnd"/>
+      <w:r>
+        <w:rPr>
+          <w:lang w:val="en-US"/>
+        </w:rPr>
+        <w:t xml:space="preserve">. </w:t>
+      </w:r>
+      <w:r>
+        <w:rPr>
+          <w:lang w:val="en-US"/>
+        </w:rPr>
+        <w:t>The key architectural differences from your implementation are:</w:t>
+      </w:r>
+    </w:p>
+    <w:p>
+      <w:pPr>
+        <w:rPr>
+          <w:lang w:val="en-US"/>
+        </w:rPr>
+      </w:pPr>
+    </w:p>
+    <w:p>
+      <w:pPr>
+        <w:rPr>
+          <w:lang w:val="en-US"/>
+        </w:rPr>
+      </w:pPr>
+      <w:r>
+        <w:rPr>
+          <w:lang w:val="en-US"/>
+        </w:rPr>
+        <w:t>- Sinusoidal positional encoding (added once before the blocks) instead of Rotary Positional Embeddings (</w:t>
+      </w:r>
+      <w:proofErr w:type="spellStart"/>
+      <w:r>
+        <w:rPr>
+          <w:lang w:val="en-US"/>
+        </w:rPr>
+        <w:t>RoPE</w:t>
+      </w:r>
+      <w:proofErr w:type="spellEnd"/>
+      <w:r>
+        <w:rPr>
+          <w:lang w:val="en-US"/>
+        </w:rPr>
+        <w:t>) applied per-layer inside attention</w:t>
+      </w:r>
+    </w:p>
+    <w:p>
+      <w:pPr>
+        <w:rPr>
+          <w:lang w:val="en-US"/>
+        </w:rPr>
+      </w:pPr>
+      <w:r>
+        <w:rPr>
+          <w:lang w:val="en-US"/>
+        </w:rPr>
+        <w:t xml:space="preserve">- Standard scaled dot-product attention (manual </w:t>
+      </w:r>
+      <w:proofErr w:type="spellStart"/>
+      <w:r>
+        <w:rPr>
+          <w:lang w:val="en-US"/>
+        </w:rPr>
+        <w:t>matmul</w:t>
+      </w:r>
+      <w:proofErr w:type="spellEnd"/>
+      <w:r>
+        <w:rPr>
+          <w:lang w:val="en-US"/>
+        </w:rPr>
+        <w:t xml:space="preserve"> + </w:t>
+      </w:r>
+      <w:proofErr w:type="spellStart"/>
+      <w:r>
+        <w:rPr>
+          <w:lang w:val="en-US"/>
+        </w:rPr>
+        <w:t>softmax</w:t>
+      </w:r>
+      <w:proofErr w:type="spellEnd"/>
+      <w:r>
+        <w:rPr>
+          <w:lang w:val="en-US"/>
+        </w:rPr>
+        <w:t xml:space="preserve">) instead of </w:t>
+      </w:r>
+      <w:proofErr w:type="spellStart"/>
+      <w:r>
+        <w:rPr>
+          <w:lang w:val="en-US"/>
+        </w:rPr>
+        <w:t>FlexAttention</w:t>
+      </w:r>
+      <w:proofErr w:type="spellEnd"/>
+    </w:p>
+    <w:p>
+      <w:pPr>
+        <w:rPr>
+          <w:lang w:val="en-US"/>
+        </w:rPr>
+      </w:pPr>
+      <w:r>
+        <w:rPr>
+          <w:lang w:val="en-US"/>
+        </w:rPr>
+        <w:t xml:space="preserve">- </w:t>
+      </w:r>
+      <w:proofErr w:type="spellStart"/>
+      <w:r>
+        <w:rPr>
+          <w:lang w:val="en-US"/>
+        </w:rPr>
+        <w:t>LayerNorm</w:t>
+      </w:r>
+      <w:proofErr w:type="spellEnd"/>
+      <w:r>
+        <w:rPr>
+          <w:lang w:val="en-US"/>
+        </w:rPr>
+        <w:t xml:space="preserve"> instead of </w:t>
+      </w:r>
+      <w:proofErr w:type="spellStart"/>
+      <w:r>
+        <w:rPr>
+          <w:lang w:val="en-US"/>
+        </w:rPr>
+        <w:t>RMSNorm</w:t>
+      </w:r>
+      <w:proofErr w:type="spellEnd"/>
+    </w:p>
+    <w:p>
+      <w:pPr>
+        <w:rPr>
+          <w:lang w:val="en-US"/>
+        </w:rPr>
+      </w:pPr>
+      <w:r>
+        <w:rPr>
+          <w:lang w:val="en-US"/>
+        </w:rPr>
+        <w:t>- No QK-</w:t>
+      </w:r>
+      <w:proofErr w:type="spellStart"/>
+      <w:r>
+        <w:rPr>
+          <w:lang w:val="en-US"/>
+        </w:rPr>
+        <w:t>RMSNorm</w:t>
+      </w:r>
+      <w:proofErr w:type="spellEnd"/>
+      <w:r>
+        <w:rPr>
+          <w:lang w:val="en-US"/>
+        </w:rPr>
+        <w:t xml:space="preserve"> before applying rotary embeddings</w:t>
+      </w:r>
+    </w:p>
+    <w:p>
+      <w:pPr>
+        <w:rPr>
+          <w:lang w:val="en-US"/>
+        </w:rPr>
+      </w:pPr>
+      <w:r>
+        <w:rPr>
+          <w:lang w:val="en-US"/>
+        </w:rPr>
+        <w:t>- No zero-initialized output projection in attention</w:t>
+      </w:r>
+    </w:p>
+    <w:p>
+      <w:pPr>
+        <w:rPr>
+          <w:lang w:val="en-US"/>
+        </w:rPr>
+      </w:pPr>
+    </w:p>
+    <w:p>
+      <w:pPr>
+        <w:rPr>
+          <w:lang w:val="en-US"/>
+        </w:rPr>
+      </w:pPr>
+      <w:r>
+        <w:rPr>
+          <w:lang w:val="en-US"/>
+        </w:rPr>
+        <w:t xml:space="preserve">Other than </w:t>
+      </w:r>
+      <w:proofErr w:type="gramStart"/>
+      <w:r>
+        <w:rPr>
+          <w:lang w:val="en-US"/>
+        </w:rPr>
+        <w:t>that</w:t>
+      </w:r>
+      <w:proofErr w:type="gramEnd"/>
+      <w:r>
+        <w:rPr>
+          <w:lang w:val="en-US"/>
+        </w:rPr>
+        <w:t xml:space="preserve"> </w:t>
+      </w:r>
+      <w:proofErr w:type="spellStart"/>
+      <w:r>
+        <w:rPr>
+          <w:lang w:val="en-US"/>
+        </w:rPr>
+        <w:t>i</w:t>
+      </w:r>
+      <w:proofErr w:type="spellEnd"/>
+      <w:r>
+        <w:rPr>
+          <w:lang w:val="en-US"/>
+        </w:rPr>
+        <w:t xml:space="preserve"> replicated the training setup with the same hyperparameters you used in your run from 20260317_184222</w:t>
+      </w:r>
+      <w:r>
+        <w:rPr>
+          <w:lang w:val="en-US"/>
+        </w:rPr>
+        <w:t>.</w:t>
+      </w:r>
+    </w:p>
+    <w:p>
+      <w:pPr>
+        <w:rPr>
+          <w:lang w:val="en-US"/>
+        </w:rPr>
+      </w:pPr>
+    </w:p>
+    <w:p>
+      <w:pPr>
+        <w:rPr>
+          <w:lang w:val="en-US"/>
+        </w:rPr>
+      </w:pPr>
+      <w:r>
+        <w:rPr>
+          <w:lang w:val="en-US"/>
+        </w:rPr>
+        <w:t>The comparison plot shows the results. The two models are surprisingly close on spike prediction and regression</w:t>
+      </w:r>
+      <w:r>
+        <w:rPr>
+          <w:lang w:val="en-US"/>
+        </w:rPr>
+        <w:t>.</w:t>
+      </w:r>
+      <w:r>
+        <w:rPr>
+          <w:lang w:val="en-US"/>
+        </w:rPr>
+        <w:t xml:space="preserve"> The clearest gap shows up in classification accuracy, where your implementation converges faster and reaches </w:t>
+      </w:r>
+      <w:r>
+        <w:rPr>
+          <w:lang w:val="en-US"/>
+        </w:rPr>
+        <w:t xml:space="preserve">approx. </w:t>
+      </w:r>
+      <w:r>
+        <w:rPr>
+          <w:lang w:val="en-US"/>
+        </w:rPr>
+        <w:t xml:space="preserve">0.50 vs. </w:t>
+      </w:r>
+      <w:r>
+        <w:rPr>
+          <w:lang w:val="en-US"/>
+        </w:rPr>
+        <w:t xml:space="preserve">approx. </w:t>
+      </w:r>
+      <w:r>
+        <w:rPr>
+          <w:lang w:val="en-US"/>
+        </w:rPr>
+        <w:t>0.4</w:t>
+      </w:r>
+      <w:r>
+        <w:rPr>
+          <w:lang w:val="en-US"/>
+        </w:rPr>
+        <w:t>0</w:t>
+      </w:r>
+      <w:r>
+        <w:rPr>
+          <w:lang w:val="en-US"/>
+        </w:rPr>
+        <w:t xml:space="preserve"> for mine around epoch 300. The Classification CE also shows your model converging </w:t>
+      </w:r>
+      <w:r>
+        <w:rPr>
+          <w:lang w:val="en-US"/>
+        </w:rPr>
+        <w:t>earlier</w:t>
+      </w:r>
+      <w:r>
+        <w:rPr>
+          <w:lang w:val="en-US"/>
+        </w:rPr>
+        <w:t>.</w:t>
+      </w:r>
+    </w:p>
+    <w:p>
+      <w:pPr>
+        <w:rPr>
+          <w:lang w:val="en-US"/>
+        </w:rPr>
+      </w:pPr>
+    </w:p>
+    <w:p>
+      <w:pPr>
+        <w:rPr>
+          <w:lang w:val="en-US"/>
+        </w:rPr>
+      </w:pPr>
+      <w:r>
+        <w:rPr>
+          <w:lang w:val="en-US"/>
+        </w:rPr>
+        <w:t xml:space="preserve">On the infrastructure side: getting the training jobs to </w:t>
+      </w:r>
+      <w:proofErr w:type="gramStart"/>
+      <w:r>
+        <w:rPr>
+          <w:lang w:val="en-US"/>
+        </w:rPr>
+        <w:t>actually run</w:t>
+      </w:r>
+      <w:proofErr w:type="gramEnd"/>
+      <w:r>
+        <w:rPr>
+          <w:lang w:val="en-US"/>
+        </w:rPr>
+        <w:t xml:space="preserve"> on the cluster took quite a </w:t>
+      </w:r>
+      <w:r>
+        <w:rPr>
+          <w:lang w:val="en-US"/>
+        </w:rPr>
+        <w:t>while.</w:t>
+      </w:r>
+      <w:r>
+        <w:rPr>
+          <w:lang w:val="en-US"/>
+        </w:rPr>
+        <w:t xml:space="preserve"> I ran into issues with Torch Inductor recompilation (128 block masks being recompiled from scratch on each new node due to a cold cache), which caused jobs to hang for hours</w:t>
+      </w:r>
+      <w:r>
+        <w:rPr>
+          <w:lang w:val="en-US"/>
+        </w:rPr>
+        <w:t xml:space="preserve">, and unclear version mismatches </w:t>
+      </w:r>
+      <w:proofErr w:type="gramStart"/>
+      <w:r>
+        <w:rPr>
+          <w:lang w:val="en-US"/>
+        </w:rPr>
+        <w:t>etc.</w:t>
+      </w:r>
+      <w:r>
+        <w:rPr>
+          <w:lang w:val="en-US"/>
+        </w:rPr>
+        <w:t>.</w:t>
+      </w:r>
+      <w:proofErr w:type="gramEnd"/>
+    </w:p>
+    <w:p>
+      <w:pPr>
+        <w:rPr>
+          <w:lang w:val="en-US"/>
+        </w:rPr>
+      </w:pPr>
+    </w:p>
+    <w:p>
+      <w:pPr>
+        <w:rPr>
+          <w:lang w:val="en-US"/>
+        </w:rPr>
+      </w:pPr>
+      <w:r>
+        <w:rPr>
+          <w:lang w:val="en-US"/>
+        </w:rPr>
+        <w:t>Next steps: I plan to work through the full training pipeline in detail to understand each design decision</w:t>
+      </w:r>
+      <w:r>
+        <w:rPr>
+          <w:lang w:val="en-US"/>
+        </w:rPr>
+        <w:t>. A</w:t>
+      </w:r>
+      <w:r>
+        <w:rPr>
+          <w:lang w:val="en-US"/>
+        </w:rPr>
+        <w:t>nd then try targeted modifications building on your implementation</w:t>
+      </w:r>
+      <w:r>
+        <w:rPr>
+          <w:lang w:val="en-US"/>
+        </w:rPr>
+        <w:t xml:space="preserve">. The last step would be to develop an evaluation metric to better understand what the models learned. </w:t>
+      </w:r>
+      <w:r>
+        <w:rPr>
+          <w:lang w:val="en-US"/>
+        </w:rPr>
+        <w:br/>
+      </w:r>
+    </w:p>
+    <w:p>
+      <w:pPr>
+        <w:rPr>
+          <w:lang w:val="en-US"/>
+        </w:rPr>
+      </w:pPr>
+      <w:r>
+        <w:rPr>
+          <w:lang w:val="en-US"/>
+        </w:rPr>
+        <w:t>Best,</w:t>
+      </w:r>
+    </w:p>
+    <w:p>
+      <w:pPr>
+        <w:rPr>
+          <w:lang w:val="en-US"/>
+        </w:rPr>
+      </w:pPr>
+      <w:r>
+        <w:rPr>
+          <w:lang w:val="en-US"/>
+        </w:rPr>
+        <w:t>Jonas</w:t>
+      </w:r>
     </w:p>
     <w:sectPr>
       <w:pgSz w:w="11906" w:h="16838"/>
@@ -1689,7 +2276,7 @@
   <w:abstractNum w:abstractNumId="1" w15:restartNumberingAfterBreak="0">
     <w:nsid w:val="55BA1016"/>
     <w:multiLevelType w:val="hybridMultilevel"/>
-    <w:tmpl w:val="16E837D8"/>
+    <w:tmpl w:val="538A7042"/>
     <w:lvl w:ilvl="0" w:tplc="04070001">
       <w:start w:val="1"/>
       <w:numFmt w:val="bullet"/>
@@ -2595,6 +3182,7 @@
   <w:style w:type="character" w:default="1" w:styleId="Absatz-Standardschriftart">
     <w:name w:val="Default Paragraph Font"/>
     <w:uiPriority w:val="1"/>
+    <w:semiHidden/>
     <w:unhideWhenUsed/>
   </w:style>
   <w:style w:type="table" w:default="1" w:styleId="NormaleTabelle">
